--- a/flow/20230914_vu_template/drafts/2024-06-g/25-ВТ-Февронії.docx
+++ b/flow/20230914_vu_template/drafts/2024-06-g/25-ВТ-Февронії.docx
@@ -12452,47 +12452,1802 @@
     </w:p>
     <w:p>
       <w:pPr>
-        <w:spacing w:after="120" w:lineRule="auto"/>
-        <w:jc w:val="both"/>
-        <w:rPr>
-          <w:rFonts w:ascii="Times New Roman" w:cs="Times New Roman" w:eastAsia="Times New Roman" w:hAnsi="Times New Roman"/>
-          <w:color w:val="ff0000"/>
-          <w:sz w:val="24"/>
-          <w:szCs w:val="24"/>
-        </w:rPr>
-      </w:pPr>
-      <w:r>
-        <w:rPr>
-          <w:rFonts w:ascii="Times New Roman" w:cs="Times New Roman" w:eastAsia="Times New Roman" w:hAnsi="Times New Roman"/>
-          <w:color w:val="ff0000"/>
-          <w:sz w:val="24"/>
-          <w:szCs w:val="24"/>
-          <w:highlight w:val="yellow"/>
-          <w:rtl w:val="0"/>
-        </w:rPr>
-        <w:t xml:space="preserve">ВСТИВИТИ КАНОН</w:t>
-      </w:r>
-      <w:r>
-        <w:rPr>
-          <w:rtl w:val="0"/>
-        </w:rPr>
-      </w:r>
-    </w:p>
-    <w:p>
-      <w:pPr>
-        <w:spacing w:after="120" w:lineRule="auto"/>
-        <w:jc w:val="both"/>
-        <w:rPr>
-          <w:rFonts w:ascii="Times New Roman" w:cs="Times New Roman" w:eastAsia="Times New Roman" w:hAnsi="Times New Roman"/>
-          <w:color w:val="ff0000"/>
-          <w:sz w:val="24"/>
-          <w:szCs w:val="24"/>
-        </w:rPr>
-      </w:pPr>
-      <w:r>
-        <w:rPr>
-          <w:rtl w:val="0"/>
-        </w:rPr>
+        <w:pStyle w:val="Heading3"/>
+        <w:spacing w:after="120"/>
+        <w:jc w:val="center"/>
+      </w:pPr>
+      <w:r>
+        <w:rPr>
+          <w:rFonts w:ascii="Times New Roman" w:hAnsi="Times New Roman"/>
+          <w:i/>
+          <w:color w:val="FF0000"/>
+          <w:sz w:val="24"/>
+        </w:rPr>
+        <w:t>Пісня 1</w:t>
+      </w:r>
+    </w:p>
+    <w:p>
+      <w:pPr>
+        <w:pStyle w:val="a"/>
+        <w:spacing w:after="120"/>
+      </w:pPr>
+      <w:r>
+        <w:rPr>
+          <w:rFonts w:ascii="Times New Roman" w:hAnsi="Times New Roman"/>
+          <w:b/>
+          <w:i/>
+          <w:color w:val="FF0000"/>
+          <w:sz w:val="24"/>
+        </w:rPr>
+        <w:t>Ірмос (г. 4):</w:t>
+      </w:r>
+      <w:r>
+        <w:rPr>
+          <w:rFonts w:ascii="Times New Roman" w:hAnsi="Times New Roman"/>
+          <w:b/>
+          <w:i/>
+          <w:color w:val="FF0000"/>
+          <w:sz w:val="24"/>
+        </w:rPr>
+        <w:t xml:space="preserve"> </w:t>
+      </w:r>
+      <w:r>
+        <w:rPr>
+          <w:rFonts w:ascii="Times New Roman" w:hAnsi="Times New Roman"/>
+          <w:b/>
+          <w:color w:val="000000"/>
+          <w:sz w:val="24"/>
+        </w:rPr>
+        <w:t xml:space="preserve">Ти </w:t>
+      </w:r>
+      <w:r>
+        <w:rPr>
+          <w:rFonts w:ascii="Times New Roman" w:hAnsi="Times New Roman"/>
+          <w:b/>
+          <w:sz w:val="24"/>
+        </w:rPr>
+        <w:t>по</w:t>
+      </w:r>
+      <w:r>
+        <w:rPr>
+          <w:rFonts w:ascii="Times New Roman" w:hAnsi="Times New Roman"/>
+          <w:b/>
+          <w:color w:val="000000"/>
+          <w:sz w:val="24"/>
+        </w:rPr>
+        <w:t>ранив Єгипет і потопив у морі фараона мучителя, людей же спас від неволі, які співали Мойсеєву пісню перемоги, бо Він прославився.</w:t>
+      </w:r>
+    </w:p>
+    <w:p>
+      <w:pPr>
+        <w:pStyle w:val="a"/>
+        <w:spacing w:after="120"/>
+      </w:pPr>
+      <w:r>
+        <w:rPr>
+          <w:rFonts w:ascii="Times New Roman" w:hAnsi="Times New Roman"/>
+          <w:i/>
+          <w:color w:val="FF0000"/>
+          <w:sz w:val="24"/>
+        </w:rPr>
+        <w:t xml:space="preserve">Стих: </w:t>
+      </w:r>
+      <w:r>
+        <w:rPr>
+          <w:rFonts w:ascii="Times New Roman" w:hAnsi="Times New Roman"/>
+          <w:sz w:val="24"/>
+          <w:u w:val="single"/>
+        </w:rPr>
+        <w:t>Слава тобі, Боже наш, слава тобі.</w:t>
+      </w:r>
+    </w:p>
+    <w:p>
+      <w:pPr>
+        <w:pStyle w:val="a"/>
+        <w:spacing w:after="120"/>
+      </w:pPr>
+      <w:r>
+        <w:rPr>
+          <w:rFonts w:ascii="Times New Roman" w:hAnsi="Times New Roman"/>
+          <w:color w:val="000000"/>
+          <w:sz w:val="24"/>
+        </w:rPr>
+        <w:t xml:space="preserve">Мене, що таємно роблю діла темряви, Господи, не викривай явно і не </w:t>
+      </w:r>
+      <w:r>
+        <w:rPr>
+          <w:rFonts w:ascii="Times New Roman" w:hAnsi="Times New Roman"/>
+          <w:color w:val="000000"/>
+          <w:sz w:val="24"/>
+        </w:rPr>
+        <w:t>осором</w:t>
+      </w:r>
+      <w:r>
+        <w:rPr>
+          <w:rFonts w:ascii="Times New Roman" w:hAnsi="Times New Roman"/>
+          <w:color w:val="000000"/>
+          <w:sz w:val="24"/>
+        </w:rPr>
+        <w:t xml:space="preserve"> мене перед усіма; але просвіти світлом щирого покаяння, Спасе, і спаси мене.</w:t>
+      </w:r>
+    </w:p>
+    <w:p>
+      <w:pPr>
+        <w:pStyle w:val="a"/>
+        <w:spacing w:after="120"/>
+      </w:pPr>
+      <w:r>
+        <w:rPr>
+          <w:rFonts w:ascii="Times New Roman" w:hAnsi="Times New Roman"/>
+          <w:i/>
+          <w:color w:val="FF0000"/>
+          <w:sz w:val="24"/>
+        </w:rPr>
+        <w:t xml:space="preserve">Стих: </w:t>
+      </w:r>
+      <w:r>
+        <w:rPr>
+          <w:rFonts w:ascii="Times New Roman" w:hAnsi="Times New Roman"/>
+          <w:sz w:val="24"/>
+          <w:u w:val="single"/>
+        </w:rPr>
+        <w:t>Слава тобі, Боже наш, слава тобі.</w:t>
+      </w:r>
+    </w:p>
+    <w:p>
+      <w:pPr>
+        <w:pStyle w:val="a"/>
+        <w:spacing w:after="120"/>
+      </w:pPr>
+      <w:r>
+        <w:rPr>
+          <w:rFonts w:ascii="Times New Roman" w:hAnsi="Times New Roman"/>
+          <w:color w:val="000000"/>
+          <w:sz w:val="24"/>
+        </w:rPr>
+        <w:t>Гріхи до гріхів завжди приєдную, Владико, я, блудний, і ніколи не відчуваю страху Твого, Господи; тому раніше кінця спаси і ущедри мене.</w:t>
+      </w:r>
+    </w:p>
+    <w:p>
+      <w:pPr>
+        <w:pStyle w:val="a"/>
+        <w:spacing w:after="120"/>
+      </w:pPr>
+      <w:r>
+        <w:rPr>
+          <w:rFonts w:ascii="Times New Roman" w:hAnsi="Times New Roman"/>
+          <w:b/>
+          <w:sz w:val="24"/>
+        </w:rPr>
+        <w:t xml:space="preserve">Слава: І нині: </w:t>
+      </w:r>
+      <w:r>
+        <w:rPr>
+          <w:rFonts w:ascii="Times New Roman" w:hAnsi="Times New Roman"/>
+          <w:i/>
+          <w:color w:val="FF0000"/>
+          <w:sz w:val="24"/>
+        </w:rPr>
+        <w:t xml:space="preserve">Богородичний: </w:t>
+      </w:r>
+      <w:r>
+        <w:rPr>
+          <w:rFonts w:ascii="Times New Roman" w:hAnsi="Times New Roman"/>
+          <w:color w:val="000000"/>
+          <w:sz w:val="24"/>
+        </w:rPr>
+        <w:t>Ти, Пречиста, явилася ковчегом, позолоченим Духом Божественним, який носив не скрижалі закону, але Христа Господа, якого Закон і пророки у давнині провістили.</w:t>
+      </w:r>
+    </w:p>
+    <w:p>
+      <w:pPr>
+        <w:pStyle w:val="Heading3"/>
+        <w:spacing w:after="120"/>
+        <w:jc w:val="center"/>
+      </w:pPr>
+      <w:r>
+        <w:rPr>
+          <w:rFonts w:ascii="Times New Roman" w:hAnsi="Times New Roman"/>
+          <w:i/>
+          <w:color w:val="FF0000"/>
+          <w:sz w:val="24"/>
+        </w:rPr>
+        <w:t>Пісня 3</w:t>
+      </w:r>
+    </w:p>
+    <w:p>
+      <w:pPr>
+        <w:pStyle w:val="a"/>
+        <w:spacing w:after="120"/>
+      </w:pPr>
+      <w:r>
+        <w:rPr>
+          <w:rFonts w:ascii="Times New Roman" w:hAnsi="Times New Roman"/>
+          <w:b/>
+          <w:i/>
+          <w:color w:val="FF0000"/>
+          <w:sz w:val="24"/>
+        </w:rPr>
+        <w:t>Ірмос (г. 4):</w:t>
+      </w:r>
+      <w:r>
+        <w:rPr>
+          <w:rFonts w:ascii="Times New Roman" w:hAnsi="Times New Roman"/>
+          <w:b/>
+          <w:i/>
+          <w:color w:val="FF0000"/>
+          <w:sz w:val="24"/>
+        </w:rPr>
+        <w:t xml:space="preserve"> </w:t>
+      </w:r>
+      <w:r>
+        <w:rPr>
+          <w:rFonts w:ascii="Times New Roman" w:hAnsi="Times New Roman"/>
+          <w:b/>
+          <w:color w:val="000000"/>
+          <w:sz w:val="24"/>
+        </w:rPr>
+        <w:t>Ти утверджуєш грім і твориш дух; утверди мене, Господи, щоб я оспівував Тебе істинно і творив волю Твою; бо немає святого, крім Тебе, Боже наш.</w:t>
+      </w:r>
+    </w:p>
+    <w:p>
+      <w:pPr>
+        <w:pStyle w:val="a"/>
+        <w:spacing w:after="120"/>
+      </w:pPr>
+      <w:r>
+        <w:rPr>
+          <w:rFonts w:ascii="Times New Roman" w:hAnsi="Times New Roman"/>
+          <w:i/>
+          <w:color w:val="FF0000"/>
+          <w:sz w:val="24"/>
+        </w:rPr>
+        <w:t xml:space="preserve">Стих: </w:t>
+      </w:r>
+      <w:r>
+        <w:rPr>
+          <w:rFonts w:ascii="Times New Roman" w:hAnsi="Times New Roman"/>
+          <w:sz w:val="24"/>
+          <w:u w:val="single"/>
+        </w:rPr>
+        <w:t>Слава тобі, Боже наш, слава тобі.</w:t>
+      </w:r>
+    </w:p>
+    <w:p>
+      <w:pPr>
+        <w:pStyle w:val="a"/>
+        <w:spacing w:after="120"/>
+      </w:pPr>
+      <w:r>
+        <w:rPr>
+          <w:rFonts w:ascii="Times New Roman" w:hAnsi="Times New Roman"/>
+          <w:color w:val="000000"/>
+          <w:sz w:val="24"/>
+        </w:rPr>
+        <w:t>Ти, Христе, просвітив очі сліпців; просвіти очі мої, затьмарені насолодами і житейськими печалями, які ніяк не хочуть дивитися на Твоє провидіння.</w:t>
+      </w:r>
+    </w:p>
+    <w:p>
+      <w:pPr>
+        <w:pStyle w:val="a"/>
+        <w:spacing w:after="120"/>
+      </w:pPr>
+      <w:r>
+        <w:rPr>
+          <w:rFonts w:ascii="Times New Roman" w:hAnsi="Times New Roman"/>
+          <w:i/>
+          <w:color w:val="FF0000"/>
+          <w:sz w:val="24"/>
+        </w:rPr>
+        <w:t xml:space="preserve">Стих: </w:t>
+      </w:r>
+      <w:r>
+        <w:rPr>
+          <w:rFonts w:ascii="Times New Roman" w:hAnsi="Times New Roman"/>
+          <w:sz w:val="24"/>
+          <w:u w:val="single"/>
+        </w:rPr>
+        <w:t>Слава тобі, Боже наш, слава тобі.</w:t>
+      </w:r>
+    </w:p>
+    <w:p>
+      <w:pPr>
+        <w:pStyle w:val="a"/>
+        <w:spacing w:after="120"/>
+      </w:pPr>
+      <w:r>
+        <w:rPr>
+          <w:rFonts w:ascii="Times New Roman" w:hAnsi="Times New Roman"/>
+          <w:color w:val="000000"/>
+          <w:sz w:val="24"/>
+        </w:rPr>
+        <w:t>Ось час, душе моя, відійди від гріхів, які ти вчинила, і до Владики Визволителя взивай зі страхом: покаяння двері відкрий мені, Христе.</w:t>
+      </w:r>
+    </w:p>
+    <w:p>
+      <w:pPr>
+        <w:pStyle w:val="a"/>
+        <w:spacing w:after="120"/>
+      </w:pPr>
+      <w:r>
+        <w:rPr>
+          <w:rFonts w:ascii="Times New Roman" w:hAnsi="Times New Roman"/>
+          <w:b/>
+          <w:sz w:val="24"/>
+        </w:rPr>
+        <w:t xml:space="preserve">Слава: І нині: </w:t>
+      </w:r>
+      <w:r>
+        <w:rPr>
+          <w:rFonts w:ascii="Times New Roman" w:hAnsi="Times New Roman"/>
+          <w:i/>
+          <w:color w:val="FF0000"/>
+          <w:sz w:val="24"/>
+        </w:rPr>
+        <w:t xml:space="preserve">Богородичний: </w:t>
+      </w:r>
+      <w:r>
+        <w:rPr>
+          <w:rFonts w:ascii="Times New Roman" w:hAnsi="Times New Roman"/>
+          <w:color w:val="000000"/>
+          <w:sz w:val="24"/>
+        </w:rPr>
+        <w:t xml:space="preserve">Ти, Пресвята Богородице, визволила від печалі праотців і нам дарувала радість, народивши </w:t>
+      </w:r>
+      <w:r>
+        <w:rPr>
+          <w:rFonts w:ascii="Times New Roman" w:hAnsi="Times New Roman"/>
+          <w:color w:val="000000"/>
+          <w:sz w:val="24"/>
+        </w:rPr>
+        <w:t>Життєдавця</w:t>
+      </w:r>
+      <w:r>
+        <w:rPr>
+          <w:rFonts w:ascii="Times New Roman" w:hAnsi="Times New Roman"/>
+          <w:color w:val="000000"/>
+          <w:sz w:val="24"/>
+        </w:rPr>
+        <w:t xml:space="preserve"> і Визволителя; Його ж тепло благай спасти душі наші.</w:t>
+      </w:r>
+    </w:p>
+    <w:p>
+      <w:pPr>
+        <w:pStyle w:val="Heading3"/>
+        <w:spacing w:after="120"/>
+        <w:jc w:val="center"/>
+      </w:pPr>
+      <w:r>
+        <w:rPr>
+          <w:rFonts w:ascii="Times New Roman" w:hAnsi="Times New Roman"/>
+          <w:b/>
+          <w:i/>
+          <w:color w:val="FF0000"/>
+          <w:sz w:val="24"/>
+        </w:rPr>
+        <w:t>Мала єктенія</w:t>
+      </w:r>
+    </w:p>
+    <w:p>
+      <w:pPr>
+        <w:pStyle w:val="a"/>
+        <w:spacing w:after="120"/>
+      </w:pPr>
+      <w:r>
+        <w:rPr>
+          <w:rFonts w:ascii="Times New Roman" w:hAnsi="Times New Roman"/>
+          <w:color w:val="000000"/>
+          <w:sz w:val="24"/>
+        </w:rPr>
+        <w:t>Ще і ще в мирі Господеві помолімся.</w:t>
+      </w:r>
+    </w:p>
+    <w:p>
+      <w:pPr>
+        <w:pStyle w:val="a"/>
+        <w:spacing w:after="120"/>
+      </w:pPr>
+      <w:r>
+        <w:rPr>
+          <w:rFonts w:ascii="Times New Roman" w:hAnsi="Times New Roman"/>
+          <w:i/>
+          <w:color w:val="FF0000"/>
+          <w:sz w:val="24"/>
+        </w:rPr>
+        <w:t>Вірні:</w:t>
+      </w:r>
+      <w:r>
+        <w:rPr>
+          <w:rFonts w:ascii="Times New Roman" w:hAnsi="Times New Roman"/>
+          <w:color w:val="000000"/>
+          <w:sz w:val="24"/>
+        </w:rPr>
+        <w:t xml:space="preserve"> Господи, помилуй.</w:t>
+      </w:r>
+    </w:p>
+    <w:p>
+      <w:pPr>
+        <w:pStyle w:val="a"/>
+        <w:spacing w:after="120"/>
+      </w:pPr>
+      <w:r>
+        <w:rPr>
+          <w:rFonts w:ascii="Times New Roman" w:hAnsi="Times New Roman"/>
+          <w:color w:val="000000"/>
+          <w:sz w:val="24"/>
+        </w:rPr>
+        <w:t>Заступи, спаси, помилуй і охорони нас, Боже, твоєю благодаттю.</w:t>
+      </w:r>
+    </w:p>
+    <w:p>
+      <w:pPr>
+        <w:pStyle w:val="a"/>
+        <w:spacing w:after="120"/>
+      </w:pPr>
+      <w:r>
+        <w:rPr>
+          <w:rFonts w:ascii="Times New Roman" w:hAnsi="Times New Roman"/>
+          <w:i/>
+          <w:color w:val="FF0000"/>
+          <w:sz w:val="24"/>
+        </w:rPr>
+        <w:t>Вірні:</w:t>
+      </w:r>
+      <w:r>
+        <w:rPr>
+          <w:rFonts w:ascii="Times New Roman" w:hAnsi="Times New Roman"/>
+          <w:color w:val="000000"/>
+          <w:sz w:val="24"/>
+        </w:rPr>
+        <w:t xml:space="preserve"> Господи, помилуй.</w:t>
+      </w:r>
+    </w:p>
+    <w:p>
+      <w:pPr>
+        <w:pStyle w:val="a"/>
+        <w:spacing w:after="120"/>
+      </w:pPr>
+      <w:r>
+        <w:rPr>
+          <w:rFonts w:ascii="Times New Roman" w:hAnsi="Times New Roman"/>
+          <w:color w:val="000000"/>
+          <w:sz w:val="24"/>
+        </w:rPr>
+        <w:t>Пресвяту, пречисту, преблагословенну, славну Владичицю нашу Богородицю і приснодіву Марію, з усіма святими пом'янувши, самі себе, і один одного, і все життя наше Христу Богові віддаймо.</w:t>
+      </w:r>
+    </w:p>
+    <w:p>
+      <w:pPr>
+        <w:pStyle w:val="a"/>
+        <w:spacing w:after="120"/>
+      </w:pPr>
+      <w:r>
+        <w:rPr>
+          <w:rFonts w:ascii="Times New Roman" w:hAnsi="Times New Roman"/>
+          <w:i/>
+          <w:color w:val="FF0000"/>
+          <w:sz w:val="24"/>
+        </w:rPr>
+        <w:t>Вірні:</w:t>
+      </w:r>
+      <w:r>
+        <w:rPr>
+          <w:rFonts w:ascii="Times New Roman" w:hAnsi="Times New Roman"/>
+          <w:color w:val="000000"/>
+          <w:sz w:val="24"/>
+        </w:rPr>
+        <w:t xml:space="preserve"> Тобі, Господи.</w:t>
+      </w:r>
+    </w:p>
+    <w:p>
+      <w:pPr>
+        <w:pStyle w:val="a"/>
+        <w:spacing w:after="120"/>
+      </w:pPr>
+      <w:r>
+        <w:rPr>
+          <w:rFonts w:ascii="Times New Roman" w:hAnsi="Times New Roman"/>
+          <w:sz w:val="24"/>
+          <w:u w:val="single"/>
+        </w:rPr>
+        <w:t>[Господи, Боже наш, що сонну неміч забрав від нас і покликав нас візванням святим, щоб і вночі підносити руки наші і прославляти тебе за справедливі твої присуди. Прийми благання наші, моління, визнавання, нічні служби і даруй нам, Боже, віру бездоганну, надію впевнену, любов нелицемірну. Благослови наші входи й виходи, вчинки, слова, діла й думки; і дай нам дочекатися початку дня, нам, що хвалять й оспівують, і благословлять добрість твоєї несказанної сили]</w:t>
+      </w:r>
+    </w:p>
+    <w:p>
+      <w:pPr>
+        <w:pStyle w:val="a"/>
+        <w:spacing w:after="120"/>
+      </w:pPr>
+      <w:r>
+        <w:rPr>
+          <w:rFonts w:ascii="Times New Roman" w:hAnsi="Times New Roman"/>
+          <w:i/>
+          <w:color w:val="FF0000"/>
+          <w:sz w:val="24"/>
+        </w:rPr>
+        <w:t>Священик:</w:t>
+      </w:r>
+      <w:r>
+        <w:rPr>
+          <w:rFonts w:ascii="Times New Roman" w:hAnsi="Times New Roman"/>
+          <w:i/>
+          <w:color w:val="FF0000"/>
+          <w:sz w:val="24"/>
+        </w:rPr>
+        <w:t xml:space="preserve"> </w:t>
+      </w:r>
+      <w:r>
+        <w:rPr>
+          <w:rFonts w:ascii="Times New Roman" w:hAnsi="Times New Roman"/>
+          <w:color w:val="000000"/>
+          <w:sz w:val="24"/>
+        </w:rPr>
+        <w:t>Бо Ти Бог наш і Тобі славу возсилаємо: Отцю, і Сину, і Святому Духові</w:t>
+      </w:r>
+      <w:r>
+        <w:rPr>
+          <w:rFonts w:ascii="Times New Roman" w:hAnsi="Times New Roman"/>
+          <w:sz w:val="24"/>
+        </w:rPr>
+        <w:t>, нині і повсякчас, і на віки віків.</w:t>
+      </w:r>
+    </w:p>
+    <w:p>
+      <w:pPr>
+        <w:pStyle w:val="a"/>
+        <w:spacing w:after="120"/>
+      </w:pPr>
+      <w:r>
+        <w:rPr>
+          <w:rFonts w:ascii="Times New Roman" w:hAnsi="Times New Roman"/>
+          <w:i/>
+          <w:color w:val="FF0000"/>
+          <w:sz w:val="24"/>
+        </w:rPr>
+        <w:t>Вірні:</w:t>
+      </w:r>
+      <w:r>
+        <w:rPr>
+          <w:rFonts w:ascii="Times New Roman" w:hAnsi="Times New Roman"/>
+          <w:color w:val="FF0000"/>
+          <w:sz w:val="24"/>
+        </w:rPr>
+        <w:t xml:space="preserve"> </w:t>
+      </w:r>
+      <w:r>
+        <w:rPr>
+          <w:rFonts w:ascii="Times New Roman" w:hAnsi="Times New Roman"/>
+          <w:sz w:val="24"/>
+        </w:rPr>
+        <w:t>Амінь.</w:t>
+      </w:r>
+    </w:p>
+    <w:p>
+      <w:pPr>
+        <w:pStyle w:val="Heading3"/>
+        <w:spacing w:after="120"/>
+        <w:jc w:val="center"/>
+      </w:pPr>
+      <w:r>
+        <w:rPr>
+          <w:rFonts w:ascii="Times New Roman" w:hAnsi="Times New Roman"/>
+          <w:i/>
+          <w:color w:val="FF0000"/>
+          <w:sz w:val="24"/>
+        </w:rPr>
+        <w:t>Пісня 4</w:t>
+      </w:r>
+    </w:p>
+    <w:p>
+      <w:pPr>
+        <w:pStyle w:val="a"/>
+        <w:spacing w:after="120"/>
+      </w:pPr>
+      <w:r>
+        <w:rPr>
+          <w:rFonts w:ascii="Times New Roman" w:hAnsi="Times New Roman"/>
+          <w:b/>
+          <w:i/>
+          <w:color w:val="FF0000"/>
+          <w:sz w:val="24"/>
+        </w:rPr>
+        <w:t>Ірмос (г. 4):</w:t>
+      </w:r>
+      <w:r>
+        <w:rPr>
+          <w:rFonts w:ascii="Times New Roman" w:hAnsi="Times New Roman"/>
+          <w:b/>
+          <w:i/>
+          <w:color w:val="FF0000"/>
+          <w:sz w:val="24"/>
+        </w:rPr>
+        <w:t xml:space="preserve"> </w:t>
+      </w:r>
+      <w:r>
+        <w:rPr>
+          <w:rFonts w:ascii="Times New Roman" w:hAnsi="Times New Roman"/>
+          <w:b/>
+          <w:color w:val="000000"/>
+          <w:sz w:val="24"/>
+        </w:rPr>
+        <w:t xml:space="preserve">Почув слух Твій, Боже, і убоявся; пізнав діла Твої і </w:t>
+      </w:r>
+      <w:r>
+        <w:rPr>
+          <w:rFonts w:ascii="Times New Roman" w:hAnsi="Times New Roman"/>
+          <w:b/>
+          <w:color w:val="000000"/>
+          <w:sz w:val="24"/>
+        </w:rPr>
+        <w:t>вжахнувся</w:t>
+      </w:r>
+      <w:r>
+        <w:rPr>
+          <w:rFonts w:ascii="Times New Roman" w:hAnsi="Times New Roman"/>
+          <w:b/>
+          <w:color w:val="000000"/>
+          <w:sz w:val="24"/>
+        </w:rPr>
+        <w:t>, Господи: бо Твоїм хвалінням наповнена земля.</w:t>
+      </w:r>
+    </w:p>
+    <w:p>
+      <w:pPr>
+        <w:pStyle w:val="a"/>
+        <w:spacing w:after="120"/>
+      </w:pPr>
+      <w:r>
+        <w:rPr>
+          <w:rFonts w:ascii="Times New Roman" w:hAnsi="Times New Roman"/>
+          <w:i/>
+          <w:color w:val="FF0000"/>
+          <w:sz w:val="24"/>
+        </w:rPr>
+        <w:t xml:space="preserve">Стих: </w:t>
+      </w:r>
+      <w:r>
+        <w:rPr>
+          <w:rFonts w:ascii="Times New Roman" w:hAnsi="Times New Roman"/>
+          <w:sz w:val="24"/>
+          <w:u w:val="single"/>
+        </w:rPr>
+        <w:t>Слава тобі, Боже наш, слава тобі.</w:t>
+      </w:r>
+    </w:p>
+    <w:p>
+      <w:pPr>
+        <w:pStyle w:val="a"/>
+        <w:spacing w:after="120"/>
+      </w:pPr>
+      <w:r>
+        <w:rPr>
+          <w:rFonts w:ascii="Times New Roman" w:hAnsi="Times New Roman"/>
+          <w:color w:val="000000"/>
+          <w:sz w:val="24"/>
+        </w:rPr>
+        <w:t xml:space="preserve">Я був </w:t>
+      </w:r>
+      <w:r>
+        <w:rPr>
+          <w:rFonts w:ascii="Times New Roman" w:hAnsi="Times New Roman"/>
+          <w:color w:val="000000"/>
+          <w:sz w:val="24"/>
+        </w:rPr>
+        <w:t>нагим</w:t>
+      </w:r>
+      <w:r>
+        <w:rPr>
+          <w:rFonts w:ascii="Times New Roman" w:hAnsi="Times New Roman"/>
+          <w:color w:val="000000"/>
+          <w:sz w:val="24"/>
+        </w:rPr>
+        <w:t xml:space="preserve"> від чеснот і одягненим злобою, і тому наповнився соромом; Ісусе Чоловіколюбче, просвіти мене божественною ризою.</w:t>
+      </w:r>
+    </w:p>
+    <w:p>
+      <w:pPr>
+        <w:pStyle w:val="a"/>
+        <w:spacing w:after="120"/>
+      </w:pPr>
+      <w:r>
+        <w:rPr>
+          <w:rFonts w:ascii="Times New Roman" w:hAnsi="Times New Roman"/>
+          <w:i/>
+          <w:color w:val="FF0000"/>
+          <w:sz w:val="24"/>
+        </w:rPr>
+        <w:t xml:space="preserve">Стих: </w:t>
+      </w:r>
+      <w:r>
+        <w:rPr>
+          <w:rFonts w:ascii="Times New Roman" w:hAnsi="Times New Roman"/>
+          <w:sz w:val="24"/>
+          <w:u w:val="single"/>
+        </w:rPr>
+        <w:t>Слава тобі, Боже наш, слава тобі.</w:t>
+      </w:r>
+    </w:p>
+    <w:p>
+      <w:pPr>
+        <w:pStyle w:val="a"/>
+        <w:spacing w:after="120"/>
+      </w:pPr>
+      <w:r>
+        <w:rPr>
+          <w:rFonts w:ascii="Times New Roman" w:hAnsi="Times New Roman"/>
+          <w:color w:val="000000"/>
+          <w:sz w:val="24"/>
+        </w:rPr>
+        <w:t>Перепливаючи води житейського моря, Слове, через лінивство утопаю в біді тілесних насолод; направ мене на путь покаяння.</w:t>
+      </w:r>
+    </w:p>
+    <w:p>
+      <w:pPr>
+        <w:pStyle w:val="a"/>
+        <w:spacing w:after="120"/>
+      </w:pPr>
+      <w:r>
+        <w:rPr>
+          <w:rFonts w:ascii="Times New Roman" w:hAnsi="Times New Roman"/>
+          <w:b/>
+          <w:sz w:val="24"/>
+        </w:rPr>
+        <w:t xml:space="preserve">Слава: І нині: </w:t>
+      </w:r>
+      <w:r>
+        <w:rPr>
+          <w:rFonts w:ascii="Times New Roman" w:hAnsi="Times New Roman"/>
+          <w:i/>
+          <w:color w:val="FF0000"/>
+          <w:sz w:val="24"/>
+        </w:rPr>
+        <w:t xml:space="preserve">Богородичний: </w:t>
+      </w:r>
+      <w:r>
+        <w:rPr>
+          <w:rFonts w:ascii="Times New Roman" w:hAnsi="Times New Roman"/>
+          <w:color w:val="000000"/>
+          <w:sz w:val="24"/>
+        </w:rPr>
+        <w:t xml:space="preserve">Тебе, спасіння, у всякий час і на всякому місці закликаю: не зневаж мене, </w:t>
+      </w:r>
+      <w:r>
+        <w:rPr>
+          <w:rFonts w:ascii="Times New Roman" w:hAnsi="Times New Roman"/>
+          <w:color w:val="000000"/>
+          <w:sz w:val="24"/>
+        </w:rPr>
+        <w:t>Всенепорочна</w:t>
+      </w:r>
+      <w:r>
+        <w:rPr>
+          <w:rFonts w:ascii="Times New Roman" w:hAnsi="Times New Roman"/>
+          <w:color w:val="000000"/>
+          <w:sz w:val="24"/>
+        </w:rPr>
+        <w:t>, бо Ти народила Бога, Визволителя і Спаса мого.</w:t>
+      </w:r>
+    </w:p>
+    <w:p>
+      <w:pPr>
+        <w:pStyle w:val="Heading3"/>
+        <w:spacing w:after="120"/>
+        <w:jc w:val="center"/>
+      </w:pPr>
+      <w:r>
+        <w:rPr>
+          <w:rFonts w:ascii="Times New Roman" w:hAnsi="Times New Roman"/>
+          <w:i/>
+          <w:color w:val="FF0000"/>
+          <w:sz w:val="24"/>
+        </w:rPr>
+        <w:t>Пісня 5</w:t>
+      </w:r>
+    </w:p>
+    <w:p>
+      <w:pPr>
+        <w:pStyle w:val="a"/>
+        <w:spacing w:after="120"/>
+      </w:pPr>
+      <w:r>
+        <w:rPr>
+          <w:rFonts w:ascii="Times New Roman" w:hAnsi="Times New Roman"/>
+          <w:b/>
+          <w:i/>
+          <w:color w:val="FF0000"/>
+          <w:sz w:val="24"/>
+        </w:rPr>
+        <w:t>Ірмос (г. 4):</w:t>
+      </w:r>
+      <w:r>
+        <w:rPr>
+          <w:rFonts w:ascii="Times New Roman" w:hAnsi="Times New Roman"/>
+          <w:b/>
+          <w:i/>
+          <w:color w:val="FF0000"/>
+          <w:sz w:val="24"/>
+        </w:rPr>
+        <w:t xml:space="preserve"> </w:t>
+      </w:r>
+      <w:r>
+        <w:rPr>
+          <w:rFonts w:ascii="Times New Roman" w:hAnsi="Times New Roman"/>
+          <w:b/>
+          <w:color w:val="000000"/>
+          <w:sz w:val="24"/>
+        </w:rPr>
+        <w:t>Засяй мені, Господи, світло Твоїх повелінь, бо до Тебе зранку молиться дух мій і оспівує Тебе, бо Ти є Бог наш, і до Тебе звертаємося, Царю миру.</w:t>
+      </w:r>
+    </w:p>
+    <w:p>
+      <w:pPr>
+        <w:pStyle w:val="a"/>
+        <w:spacing w:after="120"/>
+      </w:pPr>
+      <w:r>
+        <w:rPr>
+          <w:rFonts w:ascii="Times New Roman" w:hAnsi="Times New Roman"/>
+          <w:i/>
+          <w:color w:val="FF0000"/>
+          <w:sz w:val="24"/>
+        </w:rPr>
+        <w:t xml:space="preserve">Стих: </w:t>
+      </w:r>
+      <w:r>
+        <w:rPr>
+          <w:rFonts w:ascii="Times New Roman" w:hAnsi="Times New Roman"/>
+          <w:sz w:val="24"/>
+          <w:u w:val="single"/>
+        </w:rPr>
+        <w:t>Слава тобі, Боже наш, слава тобі.</w:t>
+      </w:r>
+    </w:p>
+    <w:p>
+      <w:pPr>
+        <w:pStyle w:val="a"/>
+        <w:spacing w:after="120"/>
+      </w:pPr>
+      <w:r>
+        <w:rPr>
+          <w:rFonts w:ascii="Times New Roman" w:hAnsi="Times New Roman"/>
+          <w:color w:val="000000"/>
+          <w:sz w:val="24"/>
+        </w:rPr>
+        <w:t>В безнадійності проходить життя тлінне, лукавий затьмарює оманою кожного дня; Ісусе щедрий, настанови мене на світло покаяння і життя.</w:t>
+      </w:r>
+    </w:p>
+    <w:p>
+      <w:pPr>
+        <w:pStyle w:val="a"/>
+        <w:spacing w:after="120"/>
+      </w:pPr>
+      <w:r>
+        <w:rPr>
+          <w:rFonts w:ascii="Times New Roman" w:hAnsi="Times New Roman"/>
+          <w:i/>
+          <w:color w:val="FF0000"/>
+          <w:sz w:val="24"/>
+        </w:rPr>
+        <w:t xml:space="preserve">Стих: </w:t>
+      </w:r>
+      <w:r>
+        <w:rPr>
+          <w:rFonts w:ascii="Times New Roman" w:hAnsi="Times New Roman"/>
+          <w:sz w:val="24"/>
+          <w:u w:val="single"/>
+        </w:rPr>
+        <w:t>Слава тобі, Боже наш, слава тобі.</w:t>
+      </w:r>
+    </w:p>
+    <w:p>
+      <w:pPr>
+        <w:pStyle w:val="a"/>
+        <w:spacing w:after="120"/>
+      </w:pPr>
+      <w:r>
+        <w:rPr>
+          <w:rFonts w:ascii="Times New Roman" w:hAnsi="Times New Roman"/>
+          <w:color w:val="000000"/>
+          <w:sz w:val="24"/>
+        </w:rPr>
+        <w:t xml:space="preserve">Піднеслося серце моє підступами змія і упало великим падінням; Ти, Ісусе, виправлення упалих, </w:t>
+      </w:r>
+      <w:r>
+        <w:rPr>
+          <w:rFonts w:ascii="Times New Roman" w:hAnsi="Times New Roman"/>
+          <w:color w:val="000000"/>
+          <w:sz w:val="24"/>
+        </w:rPr>
+        <w:t>підніми</w:t>
+      </w:r>
+      <w:r>
+        <w:rPr>
+          <w:rFonts w:ascii="Times New Roman" w:hAnsi="Times New Roman"/>
+          <w:color w:val="000000"/>
+          <w:sz w:val="24"/>
+        </w:rPr>
+        <w:t xml:space="preserve"> і спаси мене заради великих щедрот Твоїх.</w:t>
+      </w:r>
+    </w:p>
+    <w:p>
+      <w:pPr>
+        <w:pStyle w:val="a"/>
+        <w:spacing w:after="120"/>
+      </w:pPr>
+      <w:r>
+        <w:rPr>
+          <w:rFonts w:ascii="Times New Roman" w:hAnsi="Times New Roman"/>
+          <w:b/>
+          <w:sz w:val="24"/>
+        </w:rPr>
+        <w:t xml:space="preserve">Слава: І нині: </w:t>
+      </w:r>
+      <w:r>
+        <w:rPr>
+          <w:rFonts w:ascii="Times New Roman" w:hAnsi="Times New Roman"/>
+          <w:i/>
+          <w:color w:val="FF0000"/>
+          <w:sz w:val="24"/>
+        </w:rPr>
+        <w:t xml:space="preserve">Богородичний: </w:t>
+      </w:r>
+      <w:r>
+        <w:rPr>
+          <w:rFonts w:ascii="Times New Roman" w:hAnsi="Times New Roman"/>
+          <w:color w:val="000000"/>
+          <w:sz w:val="24"/>
+        </w:rPr>
+        <w:t>Засяй мені, Владичице, зорю Твоєї милості, що перебуваю в мороку моїх гріхів, Діво, і настанови мене на світло покаяння, Пречиста, щоб я вірою Тебе оспівував.</w:t>
+      </w:r>
+    </w:p>
+    <w:p>
+      <w:pPr>
+        <w:pStyle w:val="Heading3"/>
+        <w:spacing w:after="120"/>
+        <w:jc w:val="center"/>
+      </w:pPr>
+      <w:r>
+        <w:rPr>
+          <w:rFonts w:ascii="Times New Roman" w:hAnsi="Times New Roman"/>
+          <w:i/>
+          <w:color w:val="FF0000"/>
+          <w:sz w:val="24"/>
+        </w:rPr>
+        <w:t>Пісня 6</w:t>
+      </w:r>
+    </w:p>
+    <w:p>
+      <w:pPr>
+        <w:pStyle w:val="a"/>
+        <w:spacing w:after="120"/>
+      </w:pPr>
+      <w:r>
+        <w:rPr>
+          <w:rFonts w:ascii="Times New Roman" w:hAnsi="Times New Roman"/>
+          <w:b/>
+          <w:i/>
+          <w:color w:val="FF0000"/>
+          <w:sz w:val="24"/>
+        </w:rPr>
+        <w:t>Ірмос (г. 4):</w:t>
+      </w:r>
+      <w:r>
+        <w:rPr>
+          <w:rFonts w:ascii="Times New Roman" w:hAnsi="Times New Roman"/>
+          <w:b/>
+          <w:i/>
+          <w:color w:val="FF0000"/>
+          <w:sz w:val="24"/>
+        </w:rPr>
+        <w:t xml:space="preserve"> </w:t>
+      </w:r>
+      <w:r>
+        <w:rPr>
+          <w:rFonts w:ascii="Times New Roman" w:hAnsi="Times New Roman"/>
+          <w:b/>
+          <w:color w:val="000000"/>
+          <w:sz w:val="24"/>
+        </w:rPr>
+        <w:t xml:space="preserve">Безоднею моїх житейських діянь зійшов я в пекло, але як Йона із </w:t>
+      </w:r>
+      <w:r>
+        <w:rPr>
+          <w:rFonts w:ascii="Times New Roman" w:hAnsi="Times New Roman"/>
+          <w:b/>
+          <w:color w:val="000000"/>
+          <w:sz w:val="24"/>
+        </w:rPr>
+        <w:t>кита</w:t>
+      </w:r>
+      <w:r>
+        <w:rPr>
+          <w:rFonts w:ascii="Times New Roman" w:hAnsi="Times New Roman"/>
+          <w:b/>
+          <w:color w:val="000000"/>
+          <w:sz w:val="24"/>
+        </w:rPr>
+        <w:t xml:space="preserve"> взиваю: виведи мене із глибини гріха, молюся, Сину Божий і Слове.</w:t>
+      </w:r>
+    </w:p>
+    <w:p>
+      <w:pPr>
+        <w:pStyle w:val="a"/>
+        <w:spacing w:after="120"/>
+      </w:pPr>
+      <w:r>
+        <w:rPr>
+          <w:rFonts w:ascii="Times New Roman" w:hAnsi="Times New Roman"/>
+          <w:i/>
+          <w:color w:val="FF0000"/>
+          <w:sz w:val="24"/>
+        </w:rPr>
+        <w:t xml:space="preserve">Стих: </w:t>
+      </w:r>
+      <w:r>
+        <w:rPr>
+          <w:rFonts w:ascii="Times New Roman" w:hAnsi="Times New Roman"/>
+          <w:sz w:val="24"/>
+          <w:u w:val="single"/>
+        </w:rPr>
+        <w:t>Слава тобі, Боже наш, слава тобі.</w:t>
+      </w:r>
+    </w:p>
+    <w:p>
+      <w:pPr>
+        <w:pStyle w:val="a"/>
+        <w:spacing w:after="120"/>
+      </w:pPr>
+      <w:r>
+        <w:rPr>
+          <w:rFonts w:ascii="Times New Roman" w:hAnsi="Times New Roman"/>
+          <w:color w:val="000000"/>
+          <w:sz w:val="24"/>
+        </w:rPr>
+        <w:t>Дріманням байдужості обтяжив я, окаянний, душу і гріховним сном умертвився; піднеси мене, Господи, до світла покаяння і Твоїм милосердям спаси мене.</w:t>
+      </w:r>
+    </w:p>
+    <w:p>
+      <w:pPr>
+        <w:pStyle w:val="a"/>
+        <w:spacing w:after="120"/>
+      </w:pPr>
+      <w:r>
+        <w:rPr>
+          <w:rFonts w:ascii="Times New Roman" w:hAnsi="Times New Roman"/>
+          <w:i/>
+          <w:color w:val="FF0000"/>
+          <w:sz w:val="24"/>
+        </w:rPr>
+        <w:t xml:space="preserve">Стих: </w:t>
+      </w:r>
+      <w:r>
+        <w:rPr>
+          <w:rFonts w:ascii="Times New Roman" w:hAnsi="Times New Roman"/>
+          <w:sz w:val="24"/>
+          <w:u w:val="single"/>
+        </w:rPr>
+        <w:t>Слава тобі, Боже наш, слава тобі.</w:t>
+      </w:r>
+    </w:p>
+    <w:p>
+      <w:pPr>
+        <w:pStyle w:val="a"/>
+        <w:spacing w:after="120"/>
+      </w:pPr>
+      <w:r>
+        <w:rPr>
+          <w:rFonts w:ascii="Times New Roman" w:hAnsi="Times New Roman"/>
+          <w:color w:val="000000"/>
+          <w:sz w:val="24"/>
+        </w:rPr>
+        <w:t xml:space="preserve">Як упав я, окаянний? Як віддалився я від </w:t>
+      </w:r>
+      <w:r>
+        <w:rPr>
+          <w:rFonts w:ascii="Times New Roman" w:hAnsi="Times New Roman"/>
+          <w:color w:val="000000"/>
+          <w:sz w:val="24"/>
+        </w:rPr>
+        <w:t>Преблагого</w:t>
+      </w:r>
+      <w:r>
+        <w:rPr>
+          <w:rFonts w:ascii="Times New Roman" w:hAnsi="Times New Roman"/>
+          <w:color w:val="000000"/>
+          <w:sz w:val="24"/>
+        </w:rPr>
+        <w:t xml:space="preserve"> Бога? Як я не відчуваю того страшного суду, на якому маю судитися? Творче мій, ущедри мене.</w:t>
+      </w:r>
+    </w:p>
+    <w:p>
+      <w:pPr>
+        <w:pStyle w:val="a"/>
+        <w:spacing w:after="120"/>
+      </w:pPr>
+      <w:r>
+        <w:rPr>
+          <w:rFonts w:ascii="Times New Roman" w:hAnsi="Times New Roman"/>
+          <w:b/>
+          <w:sz w:val="24"/>
+        </w:rPr>
+        <w:t xml:space="preserve">Слава: І нині: </w:t>
+      </w:r>
+      <w:r>
+        <w:rPr>
+          <w:rFonts w:ascii="Times New Roman" w:hAnsi="Times New Roman"/>
+          <w:i/>
+          <w:color w:val="FF0000"/>
+          <w:sz w:val="24"/>
+        </w:rPr>
+        <w:t xml:space="preserve">Богородичний: </w:t>
+      </w:r>
+      <w:r>
+        <w:rPr>
+          <w:rFonts w:ascii="Times New Roman" w:hAnsi="Times New Roman"/>
+          <w:color w:val="000000"/>
+          <w:sz w:val="24"/>
+        </w:rPr>
+        <w:t>Всесвята</w:t>
+      </w:r>
+      <w:r>
+        <w:rPr>
+          <w:rFonts w:ascii="Times New Roman" w:hAnsi="Times New Roman"/>
+          <w:color w:val="000000"/>
+          <w:sz w:val="24"/>
+        </w:rPr>
+        <w:t xml:space="preserve"> Діво, заступнице і покров вірних, явися і визволи мене від майбутнього покарання і страшного суду в час судний, щоб я з вірою завжди оспівував Тебе.</w:t>
+      </w:r>
+    </w:p>
+    <w:p>
+      <w:pPr>
+        <w:pStyle w:val="Heading3"/>
+        <w:spacing w:after="120"/>
+        <w:jc w:val="center"/>
+      </w:pPr>
+      <w:r>
+        <w:rPr>
+          <w:rFonts w:ascii="Times New Roman" w:hAnsi="Times New Roman"/>
+          <w:b/>
+          <w:i/>
+          <w:color w:val="FF0000"/>
+          <w:sz w:val="24"/>
+        </w:rPr>
+        <w:t>Мала єктенія</w:t>
+      </w:r>
+    </w:p>
+    <w:p>
+      <w:pPr>
+        <w:pStyle w:val="a"/>
+        <w:spacing w:after="120"/>
+      </w:pPr>
+      <w:r>
+        <w:rPr>
+          <w:rFonts w:ascii="Times New Roman" w:hAnsi="Times New Roman"/>
+          <w:color w:val="000000"/>
+          <w:sz w:val="24"/>
+        </w:rPr>
+        <w:t>Ще і ще в мирі Господеві помолімся.</w:t>
+      </w:r>
+    </w:p>
+    <w:p>
+      <w:pPr>
+        <w:pStyle w:val="a"/>
+        <w:spacing w:after="120"/>
+      </w:pPr>
+      <w:r>
+        <w:rPr>
+          <w:rFonts w:ascii="Times New Roman" w:hAnsi="Times New Roman"/>
+          <w:i/>
+          <w:color w:val="FF0000"/>
+          <w:sz w:val="24"/>
+        </w:rPr>
+        <w:t>Вірні:</w:t>
+      </w:r>
+      <w:r>
+        <w:rPr>
+          <w:rFonts w:ascii="Times New Roman" w:hAnsi="Times New Roman"/>
+          <w:color w:val="000000"/>
+          <w:sz w:val="24"/>
+        </w:rPr>
+        <w:t xml:space="preserve"> Господи, помилуй.</w:t>
+      </w:r>
+    </w:p>
+    <w:p>
+      <w:pPr>
+        <w:pStyle w:val="a"/>
+        <w:spacing w:after="120"/>
+      </w:pPr>
+      <w:r>
+        <w:rPr>
+          <w:rFonts w:ascii="Times New Roman" w:hAnsi="Times New Roman"/>
+          <w:color w:val="000000"/>
+          <w:sz w:val="24"/>
+        </w:rPr>
+        <w:t>Заступи, спаси, помилуй і охорони нас, Боже, твоєю благодаттю.</w:t>
+      </w:r>
+    </w:p>
+    <w:p>
+      <w:pPr>
+        <w:pStyle w:val="a"/>
+        <w:spacing w:after="120"/>
+      </w:pPr>
+      <w:r>
+        <w:rPr>
+          <w:rFonts w:ascii="Times New Roman" w:hAnsi="Times New Roman"/>
+          <w:i/>
+          <w:color w:val="FF0000"/>
+          <w:sz w:val="24"/>
+        </w:rPr>
+        <w:t>Вірні:</w:t>
+      </w:r>
+      <w:r>
+        <w:rPr>
+          <w:rFonts w:ascii="Times New Roman" w:hAnsi="Times New Roman"/>
+          <w:color w:val="000000"/>
+          <w:sz w:val="24"/>
+        </w:rPr>
+        <w:t xml:space="preserve"> Господи, помилуй.</w:t>
+      </w:r>
+    </w:p>
+    <w:p>
+      <w:pPr>
+        <w:pStyle w:val="a"/>
+        <w:spacing w:after="120"/>
+      </w:pPr>
+      <w:r>
+        <w:rPr>
+          <w:rFonts w:ascii="Times New Roman" w:hAnsi="Times New Roman"/>
+          <w:color w:val="000000"/>
+          <w:sz w:val="24"/>
+        </w:rPr>
+        <w:t>Пресвяту, пречисту, преблагословенну, славну Владичицю нашу Богородицю і приснодіву Марію, з усіма святими пом'янувши, самі себе, і один одного, і все життя наше Христу Богові віддаймо.</w:t>
+      </w:r>
+    </w:p>
+    <w:p>
+      <w:pPr>
+        <w:pStyle w:val="a"/>
+        <w:spacing w:after="120"/>
+      </w:pPr>
+      <w:r>
+        <w:rPr>
+          <w:rFonts w:ascii="Times New Roman" w:hAnsi="Times New Roman"/>
+          <w:i/>
+          <w:color w:val="FF0000"/>
+          <w:sz w:val="24"/>
+        </w:rPr>
+        <w:t>Вірні:</w:t>
+      </w:r>
+      <w:r>
+        <w:rPr>
+          <w:rFonts w:ascii="Times New Roman" w:hAnsi="Times New Roman"/>
+          <w:color w:val="000000"/>
+          <w:sz w:val="24"/>
+        </w:rPr>
+        <w:t xml:space="preserve"> Тобі, Господи.</w:t>
+      </w:r>
+    </w:p>
+    <w:p>
+      <w:pPr>
+        <w:pStyle w:val="a"/>
+        <w:spacing w:after="120"/>
+      </w:pPr>
+      <w:r>
+        <w:rPr>
+          <w:rFonts w:ascii="Times New Roman" w:hAnsi="Times New Roman"/>
+          <w:sz w:val="24"/>
+          <w:u w:val="single"/>
+        </w:rPr>
+        <w:t>[Дякуємо тобі, Господи, Боже спасіння нашого, бо ти все робиш для добра життя нашого, щоб ми завжди на тебе споглядали, Спасителю й Доброчинцю душ наших. Бо ти дав спокій нам у час минулої ночі й підвів нас, щоб ми поклонялися величному імені твоєму. Тому молимо тебе, Господи: Дай нам ласку й силу, щоб ми стали гідними співати тобі розумно й молитися безупинно та в страсі і тремтінні над нашим спасінням працювали, при заступництві Христа твого. Пом'яни, Господи, і тих, що вночі до тебе кличуть. Вислухай їх і помилуй, і круши під ноги їх невидимих і войовничих ворогів.]</w:t>
+      </w:r>
+    </w:p>
+    <w:p>
+      <w:pPr>
+        <w:pStyle w:val="a"/>
+        <w:spacing w:after="120"/>
+      </w:pPr>
+      <w:r>
+        <w:rPr>
+          <w:rFonts w:ascii="Times New Roman" w:hAnsi="Times New Roman"/>
+          <w:i/>
+          <w:color w:val="FF0000"/>
+          <w:sz w:val="24"/>
+        </w:rPr>
+        <w:t>Священик:</w:t>
+      </w:r>
+      <w:r>
+        <w:rPr>
+          <w:rFonts w:ascii="Times New Roman" w:hAnsi="Times New Roman"/>
+          <w:i/>
+          <w:color w:val="FF0000"/>
+          <w:sz w:val="24"/>
+        </w:rPr>
+        <w:t xml:space="preserve"> </w:t>
+      </w:r>
+      <w:r>
+        <w:rPr>
+          <w:rFonts w:ascii="Times New Roman" w:hAnsi="Times New Roman"/>
+          <w:color w:val="000000"/>
+          <w:sz w:val="24"/>
+        </w:rPr>
+        <w:t>Бо Ти цар миру і Спас душ наших і Тобі славу возсилаємо: Отцю, і Сину, і Святому Духові</w:t>
+      </w:r>
+      <w:r>
+        <w:rPr>
+          <w:rFonts w:ascii="Times New Roman" w:hAnsi="Times New Roman"/>
+          <w:sz w:val="24"/>
+        </w:rPr>
+        <w:t>, нині і повсякчас, і на віки віків.</w:t>
+      </w:r>
+    </w:p>
+    <w:p>
+      <w:pPr>
+        <w:pStyle w:val="a"/>
+        <w:spacing w:after="120"/>
+      </w:pPr>
+      <w:r>
+        <w:rPr>
+          <w:rFonts w:ascii="Times New Roman" w:hAnsi="Times New Roman"/>
+          <w:i/>
+          <w:color w:val="FF0000"/>
+          <w:sz w:val="24"/>
+        </w:rPr>
+        <w:t>Вірні:</w:t>
+      </w:r>
+      <w:r>
+        <w:rPr>
+          <w:rFonts w:ascii="Times New Roman" w:hAnsi="Times New Roman"/>
+          <w:color w:val="FF0000"/>
+          <w:sz w:val="24"/>
+        </w:rPr>
+        <w:t xml:space="preserve"> </w:t>
+      </w:r>
+      <w:r>
+        <w:rPr>
+          <w:rFonts w:ascii="Times New Roman" w:hAnsi="Times New Roman"/>
+          <w:sz w:val="24"/>
+        </w:rPr>
+        <w:t>Амінь</w:t>
+      </w:r>
+      <w:r>
+        <w:rPr>
+          <w:rFonts w:ascii="Times New Roman" w:hAnsi="Times New Roman"/>
+          <w:i/>
+          <w:sz w:val="24"/>
+        </w:rPr>
+        <w:t>.</w:t>
+      </w:r>
+    </w:p>
+    <w:p>
+      <w:pPr>
+        <w:pStyle w:val="Heading3"/>
+        <w:spacing w:after="120"/>
+        <w:jc w:val="center"/>
+      </w:pPr>
+      <w:r>
+        <w:rPr>
+          <w:rFonts w:ascii="Times New Roman" w:hAnsi="Times New Roman"/>
+          <w:i/>
+          <w:color w:val="FF0000"/>
+          <w:sz w:val="24"/>
+        </w:rPr>
+        <w:t>Пісня 7</w:t>
+      </w:r>
+    </w:p>
+    <w:p>
+      <w:pPr>
+        <w:pStyle w:val="a"/>
+        <w:spacing w:after="120"/>
+      </w:pPr>
+      <w:r>
+        <w:rPr>
+          <w:rFonts w:ascii="Times New Roman" w:hAnsi="Times New Roman"/>
+          <w:b/>
+          <w:i/>
+          <w:color w:val="FF0000"/>
+          <w:sz w:val="24"/>
+        </w:rPr>
+        <w:t>Ірмос (г. 4):</w:t>
+      </w:r>
+      <w:r>
+        <w:rPr>
+          <w:rFonts w:ascii="Times New Roman" w:hAnsi="Times New Roman"/>
+          <w:b/>
+          <w:i/>
+          <w:color w:val="FF0000"/>
+          <w:sz w:val="24"/>
+        </w:rPr>
+        <w:t xml:space="preserve"> </w:t>
+      </w:r>
+      <w:r>
+        <w:rPr>
+          <w:rFonts w:ascii="Times New Roman" w:hAnsi="Times New Roman"/>
+          <w:b/>
+          <w:color w:val="000000"/>
+          <w:sz w:val="24"/>
+        </w:rPr>
+        <w:t xml:space="preserve">Ідолу золотому юнаки Авраамові не поклонилися, випробовуючись, як золото в горнилі, в печі вогняній, і як у </w:t>
+      </w:r>
+      <w:r>
+        <w:rPr>
+          <w:rFonts w:ascii="Times New Roman" w:hAnsi="Times New Roman"/>
+          <w:b/>
+          <w:color w:val="000000"/>
+          <w:sz w:val="24"/>
+        </w:rPr>
+        <w:t>чертозі</w:t>
+      </w:r>
+      <w:r>
+        <w:rPr>
+          <w:rFonts w:ascii="Times New Roman" w:hAnsi="Times New Roman"/>
+          <w:b/>
+          <w:color w:val="000000"/>
+          <w:sz w:val="24"/>
+        </w:rPr>
+        <w:t xml:space="preserve"> світлому, радіючи, співали: благословенний Боже отців наших.</w:t>
+      </w:r>
+    </w:p>
+    <w:p>
+      <w:pPr>
+        <w:pStyle w:val="a"/>
+        <w:spacing w:after="120"/>
+      </w:pPr>
+      <w:r>
+        <w:rPr>
+          <w:rFonts w:ascii="Times New Roman" w:hAnsi="Times New Roman"/>
+          <w:i/>
+          <w:color w:val="FF0000"/>
+          <w:sz w:val="24"/>
+        </w:rPr>
+        <w:t xml:space="preserve">Стих: </w:t>
+      </w:r>
+      <w:r>
+        <w:rPr>
+          <w:rFonts w:ascii="Times New Roman" w:hAnsi="Times New Roman"/>
+          <w:sz w:val="24"/>
+          <w:u w:val="single"/>
+        </w:rPr>
+        <w:t>Слава тобі, Боже наш, слава тобі.</w:t>
+      </w:r>
+    </w:p>
+    <w:p>
+      <w:pPr>
+        <w:pStyle w:val="a"/>
+        <w:spacing w:after="120"/>
+      </w:pPr>
+      <w:r>
+        <w:rPr>
+          <w:rFonts w:ascii="Times New Roman" w:hAnsi="Times New Roman"/>
+          <w:color w:val="000000"/>
+          <w:sz w:val="24"/>
+        </w:rPr>
+        <w:t xml:space="preserve">Юним отроком явився ти, Христе, бажаючи визволити світ від давнього засудження, як </w:t>
+      </w:r>
+      <w:r>
+        <w:rPr>
+          <w:rFonts w:ascii="Times New Roman" w:hAnsi="Times New Roman"/>
+          <w:color w:val="000000"/>
+          <w:sz w:val="24"/>
+        </w:rPr>
+        <w:t>благосердний</w:t>
+      </w:r>
+      <w:r>
+        <w:rPr>
+          <w:rFonts w:ascii="Times New Roman" w:hAnsi="Times New Roman"/>
+          <w:color w:val="000000"/>
+          <w:sz w:val="24"/>
+        </w:rPr>
+        <w:t>; тому взиваю до Тебе: мене, застарілого в гріхах, нині онови, Щедрий, і спаси мене, що співаю: благословенний Бог отців наших.</w:t>
+      </w:r>
+    </w:p>
+    <w:p>
+      <w:pPr>
+        <w:pStyle w:val="a"/>
+        <w:spacing w:after="120"/>
+      </w:pPr>
+      <w:r>
+        <w:rPr>
+          <w:rFonts w:ascii="Times New Roman" w:hAnsi="Times New Roman"/>
+          <w:i/>
+          <w:color w:val="FF0000"/>
+          <w:sz w:val="24"/>
+        </w:rPr>
+        <w:t xml:space="preserve">Стих: </w:t>
+      </w:r>
+      <w:r>
+        <w:rPr>
+          <w:rFonts w:ascii="Times New Roman" w:hAnsi="Times New Roman"/>
+          <w:sz w:val="24"/>
+          <w:u w:val="single"/>
+        </w:rPr>
+        <w:t>Слава тобі, Боже наш, слава тобі.</w:t>
+      </w:r>
+    </w:p>
+    <w:p>
+      <w:pPr>
+        <w:pStyle w:val="a"/>
+        <w:spacing w:after="120"/>
+      </w:pPr>
+      <w:r>
+        <w:rPr>
+          <w:rFonts w:ascii="Times New Roman" w:hAnsi="Times New Roman"/>
+          <w:color w:val="000000"/>
+          <w:sz w:val="24"/>
+        </w:rPr>
+        <w:t xml:space="preserve">Ти колись спас </w:t>
+      </w:r>
+      <w:r>
+        <w:rPr>
+          <w:rFonts w:ascii="Times New Roman" w:hAnsi="Times New Roman"/>
+          <w:color w:val="000000"/>
+          <w:sz w:val="24"/>
+        </w:rPr>
+        <w:t>Манасію</w:t>
+      </w:r>
+      <w:r>
+        <w:rPr>
+          <w:rFonts w:ascii="Times New Roman" w:hAnsi="Times New Roman"/>
+          <w:color w:val="000000"/>
+          <w:sz w:val="24"/>
+        </w:rPr>
+        <w:t xml:space="preserve">, який покаявся, і </w:t>
+      </w:r>
+      <w:r>
+        <w:rPr>
+          <w:rFonts w:ascii="Times New Roman" w:hAnsi="Times New Roman"/>
+          <w:color w:val="000000"/>
+          <w:sz w:val="24"/>
+        </w:rPr>
+        <w:t>ущедрив</w:t>
+      </w:r>
+      <w:r>
+        <w:rPr>
+          <w:rFonts w:ascii="Times New Roman" w:hAnsi="Times New Roman"/>
+          <w:color w:val="000000"/>
+          <w:sz w:val="24"/>
+        </w:rPr>
+        <w:t xml:space="preserve"> блудницю, яка плакала, і розбійника виправдав словом, який багато і тяжко згрішив перед Тобою; і мене, Спасе, прийми, що взиваю: благословенний Бог отців наших.</w:t>
+      </w:r>
+    </w:p>
+    <w:p>
+      <w:pPr>
+        <w:pStyle w:val="a"/>
+        <w:spacing w:after="120"/>
+      </w:pPr>
+      <w:r>
+        <w:rPr>
+          <w:rFonts w:ascii="Times New Roman" w:hAnsi="Times New Roman"/>
+          <w:b/>
+          <w:sz w:val="24"/>
+        </w:rPr>
+        <w:t xml:space="preserve">Слава: І нині: </w:t>
+      </w:r>
+      <w:r>
+        <w:rPr>
+          <w:rFonts w:ascii="Times New Roman" w:hAnsi="Times New Roman"/>
+          <w:i/>
+          <w:color w:val="FF0000"/>
+          <w:sz w:val="24"/>
+        </w:rPr>
+        <w:t xml:space="preserve">Богородичний: </w:t>
+      </w:r>
+      <w:r>
+        <w:rPr>
+          <w:rFonts w:ascii="Times New Roman" w:hAnsi="Times New Roman"/>
+          <w:color w:val="000000"/>
+          <w:sz w:val="24"/>
+        </w:rPr>
+        <w:t>Спаса і Бога, Визволителя і Владику Ти, Пречиста, народила плоттю; Йому завжди молися, Владичице, щоб, отримавши прощення многих і тяжких гріхів, ми прославляли Його незбагненні щедроти.</w:t>
+      </w:r>
+    </w:p>
+    <w:p>
+      <w:pPr>
+        <w:pStyle w:val="Heading3"/>
+        <w:spacing w:after="120"/>
+        <w:jc w:val="center"/>
+      </w:pPr>
+      <w:r>
+        <w:rPr>
+          <w:rFonts w:ascii="Times New Roman" w:hAnsi="Times New Roman"/>
+          <w:i/>
+          <w:color w:val="FF0000"/>
+          <w:sz w:val="24"/>
+        </w:rPr>
+        <w:t>Пісня 8</w:t>
+      </w:r>
+    </w:p>
+    <w:p>
+      <w:pPr>
+        <w:pStyle w:val="a"/>
+        <w:spacing w:after="120"/>
+      </w:pPr>
+      <w:r>
+        <w:rPr>
+          <w:rFonts w:ascii="Times New Roman" w:hAnsi="Times New Roman"/>
+          <w:b/>
+          <w:i/>
+          <w:color w:val="FF0000"/>
+          <w:sz w:val="24"/>
+        </w:rPr>
+        <w:t>Ірмос (г. 4):</w:t>
+      </w:r>
+      <w:r>
+        <w:rPr>
+          <w:rFonts w:ascii="Times New Roman" w:hAnsi="Times New Roman"/>
+          <w:b/>
+          <w:i/>
+          <w:color w:val="FF0000"/>
+          <w:sz w:val="24"/>
+        </w:rPr>
+        <w:t xml:space="preserve"> </w:t>
+      </w:r>
+      <w:r>
+        <w:rPr>
+          <w:rFonts w:ascii="Times New Roman" w:hAnsi="Times New Roman"/>
+          <w:b/>
+          <w:color w:val="000000"/>
+          <w:sz w:val="24"/>
+        </w:rPr>
+        <w:t>У вогняному полум’ї стоять перед Тобою херувими і серафими, Господи; і все творіння співає Тобі пісню величну: оспівуйте, благословляйте і прославляйте, люди, Христа, єдиного Сотворителя, по всі віки.</w:t>
+      </w:r>
+    </w:p>
+    <w:p>
+      <w:pPr>
+        <w:pStyle w:val="a"/>
+        <w:spacing w:after="120"/>
+      </w:pPr>
+      <w:r>
+        <w:rPr>
+          <w:rFonts w:ascii="Times New Roman" w:hAnsi="Times New Roman"/>
+          <w:i/>
+          <w:color w:val="FF0000"/>
+          <w:sz w:val="24"/>
+        </w:rPr>
+        <w:t xml:space="preserve">Стих: </w:t>
+      </w:r>
+      <w:r>
+        <w:rPr>
+          <w:rFonts w:ascii="Times New Roman" w:hAnsi="Times New Roman"/>
+          <w:sz w:val="24"/>
+          <w:u w:val="single"/>
+        </w:rPr>
+        <w:t>Слава тобі, Боже наш, слава тобі.</w:t>
+      </w:r>
+    </w:p>
+    <w:p>
+      <w:pPr>
+        <w:pStyle w:val="a"/>
+        <w:spacing w:after="120"/>
+      </w:pPr>
+      <w:r>
+        <w:rPr>
+          <w:rFonts w:ascii="Times New Roman" w:hAnsi="Times New Roman"/>
+          <w:color w:val="000000"/>
+          <w:sz w:val="24"/>
+        </w:rPr>
+        <w:t>Не перебував я у страху Твоєму, не послухав заповідей Твоїх і не виконував ніколи волі Твоєї; що буде зі мною, окаянним? Чоловіколюбче, ущедри мене з благості, Спасе, і не відкинь мене.</w:t>
+      </w:r>
+    </w:p>
+    <w:p>
+      <w:pPr>
+        <w:pStyle w:val="a"/>
+        <w:spacing w:after="120"/>
+      </w:pPr>
+      <w:r>
+        <w:rPr>
+          <w:rFonts w:ascii="Times New Roman" w:hAnsi="Times New Roman"/>
+          <w:i/>
+          <w:color w:val="FF0000"/>
+          <w:sz w:val="24"/>
+        </w:rPr>
+        <w:t xml:space="preserve">Стих: </w:t>
+      </w:r>
+      <w:r>
+        <w:rPr>
+          <w:rFonts w:ascii="Times New Roman" w:hAnsi="Times New Roman"/>
+          <w:sz w:val="24"/>
+          <w:u w:val="single"/>
+        </w:rPr>
+        <w:t>Слава тобі, Боже наш, слава тобі.</w:t>
+      </w:r>
+    </w:p>
+    <w:p>
+      <w:pPr>
+        <w:pStyle w:val="a"/>
+        <w:spacing w:after="120"/>
+      </w:pPr>
+      <w:r>
+        <w:rPr>
+          <w:rFonts w:ascii="Times New Roman" w:hAnsi="Times New Roman"/>
+          <w:color w:val="000000"/>
+          <w:sz w:val="24"/>
+        </w:rPr>
+        <w:t xml:space="preserve">Сотворителю доброго, взиваю до Тебе: серпом страху Твого </w:t>
+      </w:r>
+      <w:r>
+        <w:rPr>
+          <w:rFonts w:ascii="Times New Roman" w:hAnsi="Times New Roman"/>
+          <w:color w:val="000000"/>
+          <w:sz w:val="24"/>
+        </w:rPr>
+        <w:t>зріж</w:t>
+      </w:r>
+      <w:r>
+        <w:rPr>
+          <w:rFonts w:ascii="Times New Roman" w:hAnsi="Times New Roman"/>
+          <w:color w:val="000000"/>
+          <w:sz w:val="24"/>
+        </w:rPr>
+        <w:t xml:space="preserve"> під корінь весь терен помислів душі моєї окаянної, і сподоби мене вирощувати плоди покаяння, Христе, </w:t>
+      </w:r>
+      <w:r>
+        <w:rPr>
+          <w:rFonts w:ascii="Times New Roman" w:hAnsi="Times New Roman"/>
+          <w:color w:val="000000"/>
+          <w:sz w:val="24"/>
+        </w:rPr>
+        <w:t>спасительний</w:t>
+      </w:r>
+      <w:r>
+        <w:rPr>
+          <w:rFonts w:ascii="Times New Roman" w:hAnsi="Times New Roman"/>
+          <w:color w:val="000000"/>
+          <w:sz w:val="24"/>
+        </w:rPr>
+        <w:t xml:space="preserve"> колосок.</w:t>
+      </w:r>
+    </w:p>
+    <w:p>
+      <w:pPr>
+        <w:pStyle w:val="a"/>
+        <w:spacing w:after="120"/>
+      </w:pPr>
+      <w:r>
+        <w:rPr>
+          <w:rFonts w:ascii="Times New Roman" w:hAnsi="Times New Roman"/>
+          <w:b/>
+          <w:color w:val="000000"/>
+          <w:sz w:val="24"/>
+        </w:rPr>
+        <w:t>Благословім Отця і Сина і Святого Духа Господа, нині і повсякчас, і на віки віків. Амінь.</w:t>
+      </w:r>
+    </w:p>
+    <w:p>
+      <w:pPr>
+        <w:pStyle w:val="a"/>
+        <w:spacing w:after="120"/>
+      </w:pPr>
+      <w:r>
+        <w:rPr>
+          <w:rFonts w:ascii="Times New Roman" w:hAnsi="Times New Roman"/>
+          <w:i/>
+          <w:color w:val="FF0000"/>
+          <w:sz w:val="24"/>
+        </w:rPr>
+        <w:t xml:space="preserve">Богородичний: </w:t>
+      </w:r>
+      <w:r>
+        <w:rPr>
+          <w:rFonts w:ascii="Times New Roman" w:hAnsi="Times New Roman"/>
+          <w:color w:val="000000"/>
+          <w:sz w:val="24"/>
+        </w:rPr>
+        <w:t xml:space="preserve">Утроба Твоя, </w:t>
+      </w:r>
+      <w:r>
+        <w:rPr>
+          <w:rFonts w:ascii="Times New Roman" w:hAnsi="Times New Roman"/>
+          <w:color w:val="000000"/>
+          <w:sz w:val="24"/>
+        </w:rPr>
+        <w:t>Всенепорочна</w:t>
+      </w:r>
+      <w:r>
+        <w:rPr>
+          <w:rFonts w:ascii="Times New Roman" w:hAnsi="Times New Roman"/>
+          <w:color w:val="000000"/>
+          <w:sz w:val="24"/>
+        </w:rPr>
+        <w:t>, явилася стогом чесної стодоли, що має в собі пшеницю життя, яка годує всіх; тому Тебе, як причину всього доброго, вірні достойно величаємо.</w:t>
       </w:r>
     </w:p>
     <w:p>
@@ -12502,62 +14257,48 @@
         <w:jc w:val="center"/>
         <w:rPr>
           <w:rFonts w:ascii="Times New Roman" w:cs="Times New Roman" w:eastAsia="Times New Roman" w:hAnsi="Times New Roman"/>
-          <w:i w:val="1"/>
-          <w:color w:val="ff0000"/>
-        </w:rPr>
-      </w:pPr>
-      <w:r>
-        <w:rPr>
-          <w:rFonts w:ascii="Times New Roman" w:cs="Times New Roman" w:eastAsia="Times New Roman" w:hAnsi="Times New Roman"/>
           <w:b w:val="1"/>
           <w:i w:val="1"/>
           <w:color w:val="ff0000"/>
-          <w:rtl w:val="0"/>
-        </w:rPr>
-        <w:t xml:space="preserve">Мала єктенія</w:t>
-      </w:r>
-      <w:r>
-        <w:rPr>
-          <w:rtl w:val="0"/>
-        </w:rPr>
-      </w:r>
-    </w:p>
-    <w:p>
-      <w:pPr>
-        <w:spacing w:after="120" w:lineRule="auto"/>
-        <w:jc w:val="both"/>
-        <w:rPr>
-          <w:rFonts w:ascii="Times New Roman" w:cs="Times New Roman" w:eastAsia="Times New Roman" w:hAnsi="Times New Roman"/>
-          <w:i w:val="1"/>
-          <w:color w:val="000000"/>
-          <w:sz w:val="24"/>
-          <w:szCs w:val="24"/>
-        </w:rPr>
-      </w:pPr>
-      <w:r>
-        <w:rPr>
-          <w:rFonts w:ascii="Times New Roman" w:cs="Times New Roman" w:eastAsia="Times New Roman" w:hAnsi="Times New Roman"/>
-          <w:color w:val="000000"/>
-          <w:sz w:val="24"/>
-          <w:szCs w:val="24"/>
-          <w:rtl w:val="0"/>
-        </w:rPr>
-        <w:t xml:space="preserve">Ще і ще в мирі Господеві помолімся.</w:t>
-      </w:r>
-      <w:r>
-        <w:rPr>
-          <w:rtl w:val="0"/>
-        </w:rPr>
-      </w:r>
-    </w:p>
-    <w:p>
-      <w:pPr>
-        <w:spacing w:after="120" w:lineRule="auto"/>
-        <w:jc w:val="both"/>
-        <w:rPr>
-          <w:rFonts w:ascii="Times New Roman" w:cs="Times New Roman" w:eastAsia="Times New Roman" w:hAnsi="Times New Roman"/>
-          <w:i w:val="1"/>
-          <w:color w:val="000000"/>
+        </w:rPr>
+      </w:pPr>
+      <w:r>
+        <w:rPr>
+          <w:rFonts w:ascii="Times New Roman" w:cs="Times New Roman" w:eastAsia="Times New Roman" w:hAnsi="Times New Roman"/>
+          <w:b w:val="1"/>
+          <w:i w:val="1"/>
+          <w:color w:val="ff0000"/>
+          <w:rtl w:val="0"/>
+        </w:rPr>
+        <w:t xml:space="preserve">Пісня Богородиці</w:t>
+      </w:r>
+    </w:p>
+    <w:p>
+      <w:pPr>
+        <w:spacing w:after="120" w:lineRule="auto"/>
+        <w:jc w:val="both"/>
+        <w:rPr>
+          <w:rFonts w:ascii="Times New Roman" w:cs="Times New Roman" w:eastAsia="Times New Roman" w:hAnsi="Times New Roman"/>
+          <w:sz w:val="24"/>
+          <w:szCs w:val="24"/>
+        </w:rPr>
+      </w:pPr>
+      <w:r>
+        <w:rPr>
+          <w:rFonts w:ascii="Times New Roman" w:cs="Times New Roman" w:eastAsia="Times New Roman" w:hAnsi="Times New Roman"/>
+          <w:sz w:val="24"/>
+          <w:szCs w:val="24"/>
+          <w:rtl w:val="0"/>
+        </w:rPr>
+        <w:t xml:space="preserve">Богородицю і Матір Світла піснями звеличаймо.</w:t>
+      </w:r>
+    </w:p>
+    <w:p>
+      <w:pPr>
+        <w:spacing w:after="120" w:lineRule="auto"/>
+        <w:jc w:val="both"/>
+        <w:rPr>
+          <w:rFonts w:ascii="Times New Roman" w:cs="Times New Roman" w:eastAsia="Times New Roman" w:hAnsi="Times New Roman"/>
           <w:sz w:val="24"/>
           <w:szCs w:val="24"/>
         </w:rPr>
@@ -12576,284 +14317,159 @@
       <w:r>
         <w:rPr>
           <w:rFonts w:ascii="Times New Roman" w:cs="Times New Roman" w:eastAsia="Times New Roman" w:hAnsi="Times New Roman"/>
-          <w:color w:val="000000"/>
-          <w:sz w:val="24"/>
-          <w:szCs w:val="24"/>
-          <w:rtl w:val="0"/>
-        </w:rPr>
-        <w:t xml:space="preserve"> Господи, помилуй.</w:t>
-      </w:r>
-      <w:r>
-        <w:rPr>
-          <w:rtl w:val="0"/>
-        </w:rPr>
-      </w:r>
-    </w:p>
-    <w:p>
-      <w:pPr>
-        <w:spacing w:after="120" w:lineRule="auto"/>
-        <w:jc w:val="both"/>
-        <w:rPr>
-          <w:rFonts w:ascii="Times New Roman" w:cs="Times New Roman" w:eastAsia="Times New Roman" w:hAnsi="Times New Roman"/>
-          <w:i w:val="1"/>
-          <w:color w:val="000000"/>
-          <w:sz w:val="24"/>
-          <w:szCs w:val="24"/>
-        </w:rPr>
-      </w:pPr>
-      <w:r>
-        <w:rPr>
-          <w:rFonts w:ascii="Times New Roman" w:cs="Times New Roman" w:eastAsia="Times New Roman" w:hAnsi="Times New Roman"/>
-          <w:color w:val="000000"/>
-          <w:sz w:val="24"/>
-          <w:szCs w:val="24"/>
-          <w:rtl w:val="0"/>
-        </w:rPr>
-        <w:t xml:space="preserve">Заступи, спаси, помилуй і охорони нас, Боже, твоєю благодаттю.</w:t>
-      </w:r>
-      <w:r>
-        <w:rPr>
-          <w:rtl w:val="0"/>
-        </w:rPr>
-      </w:r>
-    </w:p>
-    <w:p>
-      <w:pPr>
-        <w:spacing w:after="120" w:lineRule="auto"/>
-        <w:jc w:val="both"/>
-        <w:rPr>
-          <w:rFonts w:ascii="Times New Roman" w:cs="Times New Roman" w:eastAsia="Times New Roman" w:hAnsi="Times New Roman"/>
-          <w:i w:val="1"/>
-          <w:color w:val="000000"/>
-          <w:sz w:val="24"/>
-          <w:szCs w:val="24"/>
-        </w:rPr>
-      </w:pPr>
-      <w:r>
-        <w:rPr>
-          <w:rFonts w:ascii="Times New Roman" w:cs="Times New Roman" w:eastAsia="Times New Roman" w:hAnsi="Times New Roman"/>
-          <w:i w:val="1"/>
-          <w:color w:val="ff0000"/>
-          <w:sz w:val="24"/>
-          <w:szCs w:val="24"/>
-          <w:rtl w:val="0"/>
-        </w:rPr>
-        <w:t xml:space="preserve">Вірні:</w:t>
-      </w:r>
-      <w:r>
-        <w:rPr>
-          <w:rFonts w:ascii="Times New Roman" w:cs="Times New Roman" w:eastAsia="Times New Roman" w:hAnsi="Times New Roman"/>
-          <w:color w:val="000000"/>
-          <w:sz w:val="24"/>
-          <w:szCs w:val="24"/>
-          <w:rtl w:val="0"/>
-        </w:rPr>
-        <w:t xml:space="preserve"> Господи, помилуй.</w:t>
-      </w:r>
-      <w:r>
-        <w:rPr>
-          <w:rtl w:val="0"/>
-        </w:rPr>
-      </w:r>
-    </w:p>
-    <w:p>
-      <w:pPr>
-        <w:spacing w:after="120" w:lineRule="auto"/>
-        <w:jc w:val="both"/>
-        <w:rPr>
-          <w:rFonts w:ascii="Times New Roman" w:cs="Times New Roman" w:eastAsia="Times New Roman" w:hAnsi="Times New Roman"/>
-          <w:i w:val="1"/>
-          <w:color w:val="000000"/>
-          <w:sz w:val="24"/>
-          <w:szCs w:val="24"/>
-        </w:rPr>
-      </w:pPr>
-      <w:r>
-        <w:rPr>
-          <w:rFonts w:ascii="Times New Roman" w:cs="Times New Roman" w:eastAsia="Times New Roman" w:hAnsi="Times New Roman"/>
-          <w:color w:val="000000"/>
-          <w:sz w:val="24"/>
-          <w:szCs w:val="24"/>
-          <w:rtl w:val="0"/>
-        </w:rPr>
-        <w:t xml:space="preserve">Пресвяту, пречисту, преблагословенну, славну Владичицю нашу Богородицю і приснодіву Марію, з усіма святими пом'янувши, самі себе, і один одного, і все життя наше Христу Богові віддаймо.</w:t>
-      </w:r>
-      <w:r>
-        <w:rPr>
-          <w:rtl w:val="0"/>
-        </w:rPr>
-      </w:r>
-    </w:p>
-    <w:p>
-      <w:pPr>
-        <w:spacing w:after="120" w:lineRule="auto"/>
-        <w:jc w:val="both"/>
-        <w:rPr>
-          <w:rFonts w:ascii="Times New Roman" w:cs="Times New Roman" w:eastAsia="Times New Roman" w:hAnsi="Times New Roman"/>
-          <w:i w:val="1"/>
-          <w:color w:val="000000"/>
-          <w:sz w:val="24"/>
-          <w:szCs w:val="24"/>
-        </w:rPr>
-      </w:pPr>
-      <w:r>
-        <w:rPr>
-          <w:rFonts w:ascii="Times New Roman" w:cs="Times New Roman" w:eastAsia="Times New Roman" w:hAnsi="Times New Roman"/>
-          <w:i w:val="1"/>
-          <w:color w:val="ff0000"/>
-          <w:sz w:val="24"/>
-          <w:szCs w:val="24"/>
-          <w:rtl w:val="0"/>
-        </w:rPr>
-        <w:t xml:space="preserve">Вірні:</w:t>
-      </w:r>
-      <w:r>
-        <w:rPr>
-          <w:rFonts w:ascii="Times New Roman" w:cs="Times New Roman" w:eastAsia="Times New Roman" w:hAnsi="Times New Roman"/>
-          <w:color w:val="000000"/>
-          <w:sz w:val="24"/>
-          <w:szCs w:val="24"/>
-          <w:rtl w:val="0"/>
-        </w:rPr>
-        <w:t xml:space="preserve"> Тобі, Господи.</w:t>
-      </w:r>
-      <w:r>
-        <w:rPr>
-          <w:rtl w:val="0"/>
-        </w:rPr>
-      </w:r>
-    </w:p>
-    <w:p>
-      <w:pPr>
-        <w:spacing w:after="120" w:lineRule="auto"/>
-        <w:jc w:val="both"/>
-        <w:rPr>
-          <w:rFonts w:ascii="Times New Roman" w:cs="Times New Roman" w:eastAsia="Times New Roman" w:hAnsi="Times New Roman"/>
-          <w:sz w:val="24"/>
-          <w:szCs w:val="24"/>
-          <w:u w:val="single"/>
-        </w:rPr>
-      </w:pPr>
-      <w:bookmarkStart w:colFirst="0" w:colLast="0" w:name="_heading=h.gjdgxs" w:id="0"/>
-      <w:bookmarkEnd w:id="0"/>
-      <w:r>
-        <w:rPr>
-          <w:rFonts w:ascii="Times New Roman" w:cs="Times New Roman" w:eastAsia="Times New Roman" w:hAnsi="Times New Roman"/>
-          <w:sz w:val="24"/>
-          <w:szCs w:val="24"/>
-          <w:u w:val="single"/>
-          <w:rtl w:val="0"/>
-        </w:rPr>
-        <w:t xml:space="preserve">[Господи, Боже наш, що сонну неміч забрав від нас і покликав нас візванням святим, щоб і вночі підносити руки наші і прославляти тебе за справедливі твої присуди. Прийми благання наші, моління, визнавання, нічні служби і даруй нам, Боже, віру бездоганну, надію впевнену, любов нелицемірну. Благослови наші входи й виходи, вчинки, слова, діла й думки; і дай нам дочекатися початку дня, нам, що хвалять й оспівують, і благословлять добрість твоєї несказанної сили]</w:t>
-      </w:r>
-    </w:p>
-    <w:p>
-      <w:pPr>
-        <w:spacing w:after="120" w:lineRule="auto"/>
-        <w:jc w:val="both"/>
-        <w:rPr>
-          <w:rFonts w:ascii="Times New Roman" w:cs="Times New Roman" w:eastAsia="Times New Roman" w:hAnsi="Times New Roman"/>
-          <w:sz w:val="24"/>
-          <w:szCs w:val="24"/>
-        </w:rPr>
-      </w:pPr>
-      <w:r>
-        <w:rPr>
-          <w:rFonts w:ascii="Times New Roman" w:hAnsi="Times New Roman"/>
-          <w:i/>
-          <w:color w:val="FF4400"/>
-          <w:sz w:val="24"/>
-        </w:rPr>
-        <w:t>Священик:</w:t>
-      </w:r>
-      <w:r>
-        <w:rPr>
-          <w:rFonts w:ascii="Times New Roman" w:hAnsi="Times New Roman"/>
-          <w:sz w:val="24"/>
-        </w:rPr>
-        <w:t xml:space="preserve"> Бо Ти Бог наш і Тобі славу возсилаємо: Отцю, і Сину, і Святому Духові, нині і повсякчас, і на віки віків.</w:t>
-      </w:r>
-    </w:p>
-    <w:p>
-      <w:pPr>
-        <w:spacing w:after="120" w:lineRule="auto"/>
-        <w:jc w:val="both"/>
-        <w:rPr>
-          <w:rFonts w:ascii="Times New Roman" w:cs="Times New Roman" w:eastAsia="Times New Roman" w:hAnsi="Times New Roman"/>
-          <w:sz w:val="24"/>
-          <w:szCs w:val="24"/>
-        </w:rPr>
-      </w:pPr>
-      <w:r>
-        <w:rPr>
-          <w:rFonts w:ascii="Times New Roman" w:cs="Times New Roman" w:eastAsia="Times New Roman" w:hAnsi="Times New Roman"/>
-          <w:i w:val="1"/>
-          <w:color w:val="ff0000"/>
-          <w:sz w:val="24"/>
-          <w:szCs w:val="24"/>
-          <w:rtl w:val="0"/>
-        </w:rPr>
-        <w:t xml:space="preserve">Вірні:</w:t>
-      </w:r>
-      <w:r>
-        <w:rPr>
-          <w:rFonts w:ascii="Times New Roman" w:cs="Times New Roman" w:eastAsia="Times New Roman" w:hAnsi="Times New Roman"/>
-          <w:color w:val="ff0000"/>
-          <w:sz w:val="24"/>
-          <w:szCs w:val="24"/>
-          <w:rtl w:val="0"/>
-        </w:rPr>
-        <w:t xml:space="preserve"> </w:t>
-      </w:r>
-      <w:r>
-        <w:rPr>
-          <w:rFonts w:ascii="Times New Roman" w:cs="Times New Roman" w:eastAsia="Times New Roman" w:hAnsi="Times New Roman"/>
-          <w:sz w:val="24"/>
-          <w:szCs w:val="24"/>
-          <w:rtl w:val="0"/>
-        </w:rPr>
-        <w:t xml:space="preserve">Амінь.</w:t>
-      </w:r>
-    </w:p>
-    <w:p>
-      <w:pPr>
-        <w:spacing w:after="120" w:lineRule="auto"/>
-        <w:jc w:val="both"/>
-        <w:rPr>
-          <w:rFonts w:ascii="Times New Roman" w:cs="Times New Roman" w:eastAsia="Times New Roman" w:hAnsi="Times New Roman"/>
-          <w:sz w:val="24"/>
-          <w:szCs w:val="24"/>
-        </w:rPr>
-      </w:pPr>
-      <w:r>
-        <w:rPr>
-          <w:rtl w:val="0"/>
-        </w:rPr>
-      </w:r>
-    </w:p>
-    <w:p>
-      <w:pPr>
-        <w:spacing w:after="120" w:lineRule="auto"/>
-        <w:jc w:val="both"/>
-        <w:rPr>
-          <w:rFonts w:ascii="Times New Roman" w:cs="Times New Roman" w:eastAsia="Times New Roman" w:hAnsi="Times New Roman"/>
-          <w:sz w:val="24"/>
-          <w:szCs w:val="24"/>
-        </w:rPr>
-      </w:pPr>
-      <w:r>
-        <w:rPr>
-          <w:rtl w:val="0"/>
-        </w:rPr>
-      </w:r>
-    </w:p>
-    <w:p>
-      <w:pPr>
-        <w:spacing w:after="120" w:lineRule="auto"/>
-        <w:jc w:val="both"/>
-        <w:rPr>
-          <w:rFonts w:ascii="Times New Roman" w:cs="Times New Roman" w:eastAsia="Times New Roman" w:hAnsi="Times New Roman"/>
-          <w:i w:val="1"/>
+          <w:sz w:val="24"/>
+          <w:szCs w:val="24"/>
+          <w:rtl w:val="0"/>
+        </w:rPr>
+        <w:t xml:space="preserve"> Величає душа моя Господа,* і дух мій радіє в Бозі, Спасі моїм.</w:t>
+      </w:r>
+    </w:p>
+    <w:p>
+      <w:pPr>
+        <w:spacing w:after="120" w:lineRule="auto"/>
+        <w:jc w:val="both"/>
+        <w:rPr>
+          <w:rFonts w:ascii="Times New Roman" w:cs="Times New Roman" w:eastAsia="Times New Roman" w:hAnsi="Times New Roman"/>
+          <w:sz w:val="24"/>
+          <w:szCs w:val="24"/>
+        </w:rPr>
+      </w:pPr>
+      <w:r>
+        <w:rPr>
+          <w:rFonts w:ascii="Times New Roman" w:cs="Times New Roman" w:eastAsia="Times New Roman" w:hAnsi="Times New Roman"/>
+          <w:sz w:val="24"/>
+          <w:szCs w:val="24"/>
+          <w:rtl w:val="0"/>
+        </w:rPr>
+        <w:t xml:space="preserve">Чеснішу від херувимів,* і незрівнянно славнішу від серафимів,* що без зотління Бога Слово породила,* сущу Богородицю, тебе величаємо. </w:t>
+      </w:r>
+      <w:r>
+        <w:rPr>
+          <w:rFonts w:ascii="Times New Roman" w:cs="Times New Roman" w:eastAsia="Times New Roman" w:hAnsi="Times New Roman"/>
+          <w:i w:val="1"/>
+          <w:color w:val="ff0000"/>
+          <w:sz w:val="24"/>
+          <w:szCs w:val="24"/>
+          <w:rtl w:val="0"/>
+        </w:rPr>
+        <w:t xml:space="preserve">(після кожного стиха)</w:t>
+      </w:r>
+      <w:r>
+        <w:rPr>
+          <w:rFonts w:ascii="Times New Roman" w:cs="Times New Roman" w:eastAsia="Times New Roman" w:hAnsi="Times New Roman"/>
+          <w:sz w:val="24"/>
+          <w:szCs w:val="24"/>
+          <w:rtl w:val="0"/>
+        </w:rPr>
+        <w:t xml:space="preserve">.</w:t>
+      </w:r>
+    </w:p>
+    <w:p>
+      <w:pPr>
+        <w:spacing w:after="120" w:lineRule="auto"/>
+        <w:jc w:val="both"/>
+        <w:rPr>
+          <w:rFonts w:ascii="Times New Roman" w:cs="Times New Roman" w:eastAsia="Times New Roman" w:hAnsi="Times New Roman"/>
+          <w:sz w:val="24"/>
+          <w:szCs w:val="24"/>
+        </w:rPr>
+      </w:pPr>
+      <w:r>
+        <w:rPr>
+          <w:rFonts w:ascii="Times New Roman" w:cs="Times New Roman" w:eastAsia="Times New Roman" w:hAnsi="Times New Roman"/>
+          <w:sz w:val="24"/>
+          <w:szCs w:val="24"/>
+          <w:rtl w:val="0"/>
+        </w:rPr>
+        <w:t xml:space="preserve">Бо він зглянувся на покору слугині своєї,* ось бо віднині ублажатимуть мене всі роди.</w:t>
+      </w:r>
+    </w:p>
+    <w:p>
+      <w:pPr>
+        <w:spacing w:after="120" w:lineRule="auto"/>
+        <w:jc w:val="both"/>
+        <w:rPr>
+          <w:rFonts w:ascii="Times New Roman" w:cs="Times New Roman" w:eastAsia="Times New Roman" w:hAnsi="Times New Roman"/>
+          <w:sz w:val="24"/>
+          <w:szCs w:val="24"/>
+        </w:rPr>
+      </w:pPr>
+      <w:r>
+        <w:rPr>
+          <w:rFonts w:ascii="Times New Roman" w:cs="Times New Roman" w:eastAsia="Times New Roman" w:hAnsi="Times New Roman"/>
+          <w:sz w:val="24"/>
+          <w:szCs w:val="24"/>
+          <w:rtl w:val="0"/>
+        </w:rPr>
+        <w:t xml:space="preserve">Велике бо вчинив мені Всемогутній, і святе ім'я його.* Милосердя його з роду в рід на тих, які бояться його.</w:t>
+      </w:r>
+    </w:p>
+    <w:p>
+      <w:pPr>
+        <w:spacing w:after="120" w:lineRule="auto"/>
+        <w:jc w:val="both"/>
+        <w:rPr>
+          <w:rFonts w:ascii="Times New Roman" w:cs="Times New Roman" w:eastAsia="Times New Roman" w:hAnsi="Times New Roman"/>
+          <w:sz w:val="24"/>
+          <w:szCs w:val="24"/>
+        </w:rPr>
+      </w:pPr>
+      <w:r>
+        <w:rPr>
+          <w:rFonts w:ascii="Times New Roman" w:cs="Times New Roman" w:eastAsia="Times New Roman" w:hAnsi="Times New Roman"/>
+          <w:sz w:val="24"/>
+          <w:szCs w:val="24"/>
+          <w:rtl w:val="0"/>
+        </w:rPr>
+        <w:t xml:space="preserve">Він виявив потугу рамени свого,* розвіяв гордих у задумах їхніх сердець.</w:t>
+      </w:r>
+    </w:p>
+    <w:p>
+      <w:pPr>
+        <w:spacing w:after="120" w:lineRule="auto"/>
+        <w:jc w:val="both"/>
+        <w:rPr>
+          <w:rFonts w:ascii="Times New Roman" w:cs="Times New Roman" w:eastAsia="Times New Roman" w:hAnsi="Times New Roman"/>
+          <w:sz w:val="24"/>
+          <w:szCs w:val="24"/>
+        </w:rPr>
+      </w:pPr>
+      <w:r>
+        <w:rPr>
+          <w:rFonts w:ascii="Times New Roman" w:cs="Times New Roman" w:eastAsia="Times New Roman" w:hAnsi="Times New Roman"/>
+          <w:sz w:val="24"/>
+          <w:szCs w:val="24"/>
+          <w:rtl w:val="0"/>
+        </w:rPr>
+        <w:t xml:space="preserve">Могутніх скинув з престолів, підняв угору смиренних;* наситив благами голодних, багатих же відіслав з порожніми руками.</w:t>
+      </w:r>
+    </w:p>
+    <w:p>
+      <w:pPr>
+        <w:spacing w:after="120" w:lineRule="auto"/>
+        <w:jc w:val="both"/>
+        <w:rPr>
+          <w:rFonts w:ascii="Times New Roman" w:cs="Times New Roman" w:eastAsia="Times New Roman" w:hAnsi="Times New Roman"/>
+          <w:sz w:val="24"/>
+          <w:szCs w:val="24"/>
+        </w:rPr>
+      </w:pPr>
+      <w:r>
+        <w:rPr>
+          <w:rFonts w:ascii="Times New Roman" w:cs="Times New Roman" w:eastAsia="Times New Roman" w:hAnsi="Times New Roman"/>
+          <w:sz w:val="24"/>
+          <w:szCs w:val="24"/>
+          <w:rtl w:val="0"/>
+        </w:rPr>
+        <w:t xml:space="preserve">Він пригорнув Ізраїля, слугу свого, згадавши своє милосердя,* як обіцяв був батькам нашим – Авраамові і його потомству повіки.</w:t>
+      </w:r>
+    </w:p>
+    <w:p>
+      <w:pPr>
+        <w:spacing w:after="120" w:lineRule="auto"/>
+        <w:jc w:val="both"/>
+        <w:rPr>
+          <w:rFonts w:ascii="Times New Roman" w:cs="Times New Roman" w:eastAsia="Times New Roman" w:hAnsi="Times New Roman"/>
           <w:sz w:val="24"/>
           <w:szCs w:val="24"/>
         </w:rPr>
@@ -12867,599 +14483,6 @@
     <w:p>
       <w:pPr>
         <w:pStyle w:val="Heading3"/>
-        <w:spacing w:after="120" w:before="0" w:lineRule="auto"/>
-        <w:jc w:val="center"/>
-        <w:rPr>
-          <w:rFonts w:ascii="Times New Roman" w:cs="Times New Roman" w:eastAsia="Times New Roman" w:hAnsi="Times New Roman"/>
-          <w:i w:val="1"/>
-          <w:color w:val="ff0000"/>
-        </w:rPr>
-      </w:pPr>
-      <w:r>
-        <w:rPr>
-          <w:rFonts w:ascii="Times New Roman" w:cs="Times New Roman" w:eastAsia="Times New Roman" w:hAnsi="Times New Roman"/>
-          <w:b w:val="1"/>
-          <w:i w:val="1"/>
-          <w:color w:val="ff0000"/>
-          <w:rtl w:val="0"/>
-        </w:rPr>
-        <w:t xml:space="preserve">Мала єктенія</w:t>
-      </w:r>
-      <w:r>
-        <w:rPr>
-          <w:rtl w:val="0"/>
-        </w:rPr>
-      </w:r>
-    </w:p>
-    <w:p>
-      <w:pPr>
-        <w:spacing w:after="120" w:lineRule="auto"/>
-        <w:jc w:val="both"/>
-        <w:rPr>
-          <w:rFonts w:ascii="Times New Roman" w:cs="Times New Roman" w:eastAsia="Times New Roman" w:hAnsi="Times New Roman"/>
-          <w:i w:val="1"/>
-          <w:color w:val="000000"/>
-          <w:sz w:val="24"/>
-          <w:szCs w:val="24"/>
-        </w:rPr>
-      </w:pPr>
-      <w:r>
-        <w:rPr>
-          <w:rFonts w:ascii="Times New Roman" w:cs="Times New Roman" w:eastAsia="Times New Roman" w:hAnsi="Times New Roman"/>
-          <w:color w:val="000000"/>
-          <w:sz w:val="24"/>
-          <w:szCs w:val="24"/>
-          <w:rtl w:val="0"/>
-        </w:rPr>
-        <w:t xml:space="preserve">Ще і ще в мирі Господеві помолімся.</w:t>
-      </w:r>
-      <w:r>
-        <w:rPr>
-          <w:rtl w:val="0"/>
-        </w:rPr>
-      </w:r>
-    </w:p>
-    <w:p>
-      <w:pPr>
-        <w:spacing w:after="120" w:lineRule="auto"/>
-        <w:jc w:val="both"/>
-        <w:rPr>
-          <w:rFonts w:ascii="Times New Roman" w:cs="Times New Roman" w:eastAsia="Times New Roman" w:hAnsi="Times New Roman"/>
-          <w:i w:val="1"/>
-          <w:color w:val="000000"/>
-          <w:sz w:val="24"/>
-          <w:szCs w:val="24"/>
-        </w:rPr>
-      </w:pPr>
-      <w:r>
-        <w:rPr>
-          <w:rFonts w:ascii="Times New Roman" w:cs="Times New Roman" w:eastAsia="Times New Roman" w:hAnsi="Times New Roman"/>
-          <w:i w:val="1"/>
-          <w:color w:val="ff0000"/>
-          <w:sz w:val="24"/>
-          <w:szCs w:val="24"/>
-          <w:rtl w:val="0"/>
-        </w:rPr>
-        <w:t xml:space="preserve">Вірні:</w:t>
-      </w:r>
-      <w:r>
-        <w:rPr>
-          <w:rFonts w:ascii="Times New Roman" w:cs="Times New Roman" w:eastAsia="Times New Roman" w:hAnsi="Times New Roman"/>
-          <w:color w:val="000000"/>
-          <w:sz w:val="24"/>
-          <w:szCs w:val="24"/>
-          <w:rtl w:val="0"/>
-        </w:rPr>
-        <w:t xml:space="preserve"> Господи, помилуй.</w:t>
-      </w:r>
-      <w:r>
-        <w:rPr>
-          <w:rtl w:val="0"/>
-        </w:rPr>
-      </w:r>
-    </w:p>
-    <w:p>
-      <w:pPr>
-        <w:spacing w:after="120" w:lineRule="auto"/>
-        <w:jc w:val="both"/>
-        <w:rPr>
-          <w:rFonts w:ascii="Times New Roman" w:cs="Times New Roman" w:eastAsia="Times New Roman" w:hAnsi="Times New Roman"/>
-          <w:i w:val="1"/>
-          <w:color w:val="000000"/>
-          <w:sz w:val="24"/>
-          <w:szCs w:val="24"/>
-        </w:rPr>
-      </w:pPr>
-      <w:r>
-        <w:rPr>
-          <w:rFonts w:ascii="Times New Roman" w:cs="Times New Roman" w:eastAsia="Times New Roman" w:hAnsi="Times New Roman"/>
-          <w:color w:val="000000"/>
-          <w:sz w:val="24"/>
-          <w:szCs w:val="24"/>
-          <w:rtl w:val="0"/>
-        </w:rPr>
-        <w:t xml:space="preserve">Заступи, спаси, помилуй і охорони нас, Боже, твоєю благодаттю.</w:t>
-      </w:r>
-      <w:r>
-        <w:rPr>
-          <w:rtl w:val="0"/>
-        </w:rPr>
-      </w:r>
-    </w:p>
-    <w:p>
-      <w:pPr>
-        <w:spacing w:after="120" w:lineRule="auto"/>
-        <w:jc w:val="both"/>
-        <w:rPr>
-          <w:rFonts w:ascii="Times New Roman" w:cs="Times New Roman" w:eastAsia="Times New Roman" w:hAnsi="Times New Roman"/>
-          <w:i w:val="1"/>
-          <w:color w:val="000000"/>
-          <w:sz w:val="24"/>
-          <w:szCs w:val="24"/>
-        </w:rPr>
-      </w:pPr>
-      <w:r>
-        <w:rPr>
-          <w:rFonts w:ascii="Times New Roman" w:cs="Times New Roman" w:eastAsia="Times New Roman" w:hAnsi="Times New Roman"/>
-          <w:i w:val="1"/>
-          <w:color w:val="ff0000"/>
-          <w:sz w:val="24"/>
-          <w:szCs w:val="24"/>
-          <w:rtl w:val="0"/>
-        </w:rPr>
-        <w:t xml:space="preserve">Вірні:</w:t>
-      </w:r>
-      <w:r>
-        <w:rPr>
-          <w:rFonts w:ascii="Times New Roman" w:cs="Times New Roman" w:eastAsia="Times New Roman" w:hAnsi="Times New Roman"/>
-          <w:color w:val="000000"/>
-          <w:sz w:val="24"/>
-          <w:szCs w:val="24"/>
-          <w:rtl w:val="0"/>
-        </w:rPr>
-        <w:t xml:space="preserve"> Господи, помилуй.</w:t>
-      </w:r>
-      <w:r>
-        <w:rPr>
-          <w:rtl w:val="0"/>
-        </w:rPr>
-      </w:r>
-    </w:p>
-    <w:p>
-      <w:pPr>
-        <w:spacing w:after="120" w:lineRule="auto"/>
-        <w:jc w:val="both"/>
-        <w:rPr>
-          <w:rFonts w:ascii="Times New Roman" w:cs="Times New Roman" w:eastAsia="Times New Roman" w:hAnsi="Times New Roman"/>
-          <w:i w:val="1"/>
-          <w:color w:val="000000"/>
-          <w:sz w:val="24"/>
-          <w:szCs w:val="24"/>
-        </w:rPr>
-      </w:pPr>
-      <w:r>
-        <w:rPr>
-          <w:rFonts w:ascii="Times New Roman" w:cs="Times New Roman" w:eastAsia="Times New Roman" w:hAnsi="Times New Roman"/>
-          <w:color w:val="000000"/>
-          <w:sz w:val="24"/>
-          <w:szCs w:val="24"/>
-          <w:rtl w:val="0"/>
-        </w:rPr>
-        <w:t xml:space="preserve">Пресвяту, пречисту, преблагословенну, славну Владичицю нашу Богородицю і приснодіву Марію, з усіма святими пом'янувши, самі себе, і один одного, і все життя наше Христу Богові віддаймо.</w:t>
-      </w:r>
-      <w:r>
-        <w:rPr>
-          <w:rtl w:val="0"/>
-        </w:rPr>
-      </w:r>
-    </w:p>
-    <w:p>
-      <w:pPr>
-        <w:spacing w:after="120" w:lineRule="auto"/>
-        <w:jc w:val="both"/>
-        <w:rPr>
-          <w:rFonts w:ascii="Times New Roman" w:cs="Times New Roman" w:eastAsia="Times New Roman" w:hAnsi="Times New Roman"/>
-          <w:i w:val="1"/>
-          <w:color w:val="000000"/>
-          <w:sz w:val="24"/>
-          <w:szCs w:val="24"/>
-        </w:rPr>
-      </w:pPr>
-      <w:r>
-        <w:rPr>
-          <w:rFonts w:ascii="Times New Roman" w:cs="Times New Roman" w:eastAsia="Times New Roman" w:hAnsi="Times New Roman"/>
-          <w:i w:val="1"/>
-          <w:color w:val="ff0000"/>
-          <w:sz w:val="24"/>
-          <w:szCs w:val="24"/>
-          <w:rtl w:val="0"/>
-        </w:rPr>
-        <w:t xml:space="preserve">Вірні:</w:t>
-      </w:r>
-      <w:r>
-        <w:rPr>
-          <w:rFonts w:ascii="Times New Roman" w:cs="Times New Roman" w:eastAsia="Times New Roman" w:hAnsi="Times New Roman"/>
-          <w:color w:val="000000"/>
-          <w:sz w:val="24"/>
-          <w:szCs w:val="24"/>
-          <w:rtl w:val="0"/>
-        </w:rPr>
-        <w:t xml:space="preserve"> Тобі, Господи.</w:t>
-      </w:r>
-      <w:r>
-        <w:rPr>
-          <w:rtl w:val="0"/>
-        </w:rPr>
-      </w:r>
-    </w:p>
-    <w:p>
-      <w:pPr>
-        <w:spacing w:after="120" w:lineRule="auto"/>
-        <w:jc w:val="both"/>
-        <w:rPr>
-          <w:rFonts w:ascii="Times New Roman" w:cs="Times New Roman" w:eastAsia="Times New Roman" w:hAnsi="Times New Roman"/>
-          <w:sz w:val="24"/>
-          <w:szCs w:val="24"/>
-          <w:u w:val="single"/>
-        </w:rPr>
-      </w:pPr>
-      <w:bookmarkStart w:colFirst="0" w:colLast="0" w:name="_heading=h.30j0zll" w:id="1"/>
-      <w:bookmarkEnd w:id="1"/>
-      <w:r>
-        <w:rPr>
-          <w:rFonts w:ascii="Times New Roman" w:cs="Times New Roman" w:eastAsia="Times New Roman" w:hAnsi="Times New Roman"/>
-          <w:sz w:val="24"/>
-          <w:szCs w:val="24"/>
-          <w:u w:val="single"/>
-          <w:rtl w:val="0"/>
-        </w:rPr>
-        <w:t xml:space="preserve">[Дякуємо тобі, Господи, Боже спасіння нашого, бо ти все робиш для добра життя нашого, щоб ми завжди на тебе споглядали, Спасителю й Доброчинцю душ наших. Бо ти дав спокій нам у час минулої ночі й підвів нас, щоб ми поклонялися величному імені твоєму. Тому молимо тебе, Господи: Дай нам ласку й силу, щоб ми стали гідними співати тобі розумно й молитися безупинно та в страсі і тремтінні над нашим спасінням працювали, при заступництві Христа твого. Пом'яни, Господи, і тих, що вночі до тебе кличуть. Вислухай їх і помилуй, і круши під ноги їх невидимих і войовничих ворогів.]</w:t>
-      </w:r>
-    </w:p>
-    <w:p>
-      <w:pPr>
-        <w:spacing w:after="120" w:lineRule="auto"/>
-        <w:jc w:val="both"/>
-        <w:rPr>
-          <w:rFonts w:ascii="Times New Roman" w:cs="Times New Roman" w:eastAsia="Times New Roman" w:hAnsi="Times New Roman"/>
-          <w:sz w:val="24"/>
-          <w:szCs w:val="24"/>
-        </w:rPr>
-      </w:pPr>
-      <w:r>
-        <w:rPr>
-          <w:rFonts w:ascii="Times New Roman" w:hAnsi="Times New Roman"/>
-          <w:i/>
-          <w:color w:val="FF4400"/>
-          <w:sz w:val="24"/>
-        </w:rPr>
-        <w:t>Священик:</w:t>
-      </w:r>
-      <w:r>
-        <w:rPr>
-          <w:rFonts w:ascii="Times New Roman" w:hAnsi="Times New Roman"/>
-          <w:sz w:val="24"/>
-        </w:rPr>
-        <w:t xml:space="preserve"> Бо Ти цар миру і Спас душ наших і Тобі славу возсилаємо: Отцю, і Сину, і Святому Духові, нині і повсякчас, і на віки віків.</w:t>
-      </w:r>
-    </w:p>
-    <w:p>
-      <w:pPr>
-        <w:spacing w:after="120" w:lineRule="auto"/>
-        <w:jc w:val="both"/>
-        <w:rPr>
-          <w:rFonts w:ascii="Times New Roman" w:cs="Times New Roman" w:eastAsia="Times New Roman" w:hAnsi="Times New Roman"/>
-          <w:i w:val="1"/>
-          <w:sz w:val="24"/>
-          <w:szCs w:val="24"/>
-        </w:rPr>
-      </w:pPr>
-      <w:r>
-        <w:rPr>
-          <w:rFonts w:ascii="Times New Roman" w:cs="Times New Roman" w:eastAsia="Times New Roman" w:hAnsi="Times New Roman"/>
-          <w:i w:val="1"/>
-          <w:color w:val="ff0000"/>
-          <w:sz w:val="24"/>
-          <w:szCs w:val="24"/>
-          <w:rtl w:val="0"/>
-        </w:rPr>
-        <w:t xml:space="preserve">Вірні:</w:t>
-      </w:r>
-      <w:r>
-        <w:rPr>
-          <w:rFonts w:ascii="Times New Roman" w:cs="Times New Roman" w:eastAsia="Times New Roman" w:hAnsi="Times New Roman"/>
-          <w:color w:val="ff0000"/>
-          <w:sz w:val="24"/>
-          <w:szCs w:val="24"/>
-          <w:rtl w:val="0"/>
-        </w:rPr>
-        <w:t xml:space="preserve"> </w:t>
-      </w:r>
-      <w:r>
-        <w:rPr>
-          <w:rFonts w:ascii="Times New Roman" w:cs="Times New Roman" w:eastAsia="Times New Roman" w:hAnsi="Times New Roman"/>
-          <w:sz w:val="24"/>
-          <w:szCs w:val="24"/>
-          <w:rtl w:val="0"/>
-        </w:rPr>
-        <w:t xml:space="preserve">Амінь</w:t>
-      </w:r>
-      <w:r>
-        <w:rPr>
-          <w:rFonts w:ascii="Times New Roman" w:cs="Times New Roman" w:eastAsia="Times New Roman" w:hAnsi="Times New Roman"/>
-          <w:i w:val="1"/>
-          <w:sz w:val="24"/>
-          <w:szCs w:val="24"/>
-          <w:rtl w:val="0"/>
-        </w:rPr>
-        <w:t xml:space="preserve">.</w:t>
-      </w:r>
-    </w:p>
-    <w:p>
-      <w:pPr>
-        <w:spacing w:after="120" w:lineRule="auto"/>
-        <w:jc w:val="both"/>
-        <w:rPr>
-          <w:rFonts w:ascii="Times New Roman" w:cs="Times New Roman" w:eastAsia="Times New Roman" w:hAnsi="Times New Roman"/>
-          <w:i w:val="1"/>
-          <w:sz w:val="24"/>
-          <w:szCs w:val="24"/>
-        </w:rPr>
-      </w:pPr>
-      <w:r>
-        <w:rPr>
-          <w:rtl w:val="0"/>
-        </w:rPr>
-      </w:r>
-    </w:p>
-    <w:p>
-      <w:pPr>
-        <w:spacing w:after="120" w:lineRule="auto"/>
-        <w:jc w:val="both"/>
-        <w:rPr>
-          <w:rFonts w:ascii="Times New Roman" w:cs="Times New Roman" w:eastAsia="Times New Roman" w:hAnsi="Times New Roman"/>
-          <w:sz w:val="24"/>
-          <w:szCs w:val="24"/>
-        </w:rPr>
-      </w:pPr>
-      <w:r>
-        <w:rPr>
-          <w:rtl w:val="0"/>
-        </w:rPr>
-      </w:r>
-    </w:p>
-    <w:p>
-      <w:pPr>
-        <w:pStyle w:val="Heading3"/>
-        <w:spacing w:after="120" w:before="0" w:lineRule="auto"/>
-        <w:jc w:val="center"/>
-        <w:rPr>
-          <w:rFonts w:ascii="Times New Roman" w:cs="Times New Roman" w:eastAsia="Times New Roman" w:hAnsi="Times New Roman"/>
-          <w:b w:val="1"/>
-          <w:i w:val="1"/>
-          <w:color w:val="ff0000"/>
-        </w:rPr>
-      </w:pPr>
-      <w:r>
-        <w:rPr>
-          <w:rFonts w:ascii="Times New Roman" w:cs="Times New Roman" w:eastAsia="Times New Roman" w:hAnsi="Times New Roman"/>
-          <w:b w:val="1"/>
-          <w:i w:val="1"/>
-          <w:color w:val="ff0000"/>
-          <w:rtl w:val="0"/>
-        </w:rPr>
-        <w:t xml:space="preserve">Пісня Богородиці</w:t>
-      </w:r>
-    </w:p>
-    <w:p>
-      <w:pPr>
-        <w:spacing w:after="120" w:lineRule="auto"/>
-        <w:jc w:val="both"/>
-        <w:rPr>
-          <w:rFonts w:ascii="Times New Roman" w:cs="Times New Roman" w:eastAsia="Times New Roman" w:hAnsi="Times New Roman"/>
-          <w:sz w:val="24"/>
-          <w:szCs w:val="24"/>
-        </w:rPr>
-      </w:pPr>
-      <w:r>
-        <w:rPr>
-          <w:rFonts w:ascii="Times New Roman" w:cs="Times New Roman" w:eastAsia="Times New Roman" w:hAnsi="Times New Roman"/>
-          <w:sz w:val="24"/>
-          <w:szCs w:val="24"/>
-          <w:rtl w:val="0"/>
-        </w:rPr>
-        <w:t xml:space="preserve">Богородицю і Матір Світла піснями звеличаймо.</w:t>
-      </w:r>
-    </w:p>
-    <w:p>
-      <w:pPr>
-        <w:spacing w:after="120" w:lineRule="auto"/>
-        <w:jc w:val="both"/>
-        <w:rPr>
-          <w:rFonts w:ascii="Times New Roman" w:cs="Times New Roman" w:eastAsia="Times New Roman" w:hAnsi="Times New Roman"/>
-          <w:sz w:val="24"/>
-          <w:szCs w:val="24"/>
-        </w:rPr>
-      </w:pPr>
-      <w:r>
-        <w:rPr>
-          <w:rFonts w:ascii="Times New Roman" w:cs="Times New Roman" w:eastAsia="Times New Roman" w:hAnsi="Times New Roman"/>
-          <w:i w:val="1"/>
-          <w:color w:val="ff0000"/>
-          <w:sz w:val="24"/>
-          <w:szCs w:val="24"/>
-          <w:rtl w:val="0"/>
-        </w:rPr>
-        <w:t xml:space="preserve">Вірні:</w:t>
-      </w:r>
-      <w:r>
-        <w:rPr>
-          <w:rFonts w:ascii="Times New Roman" w:cs="Times New Roman" w:eastAsia="Times New Roman" w:hAnsi="Times New Roman"/>
-          <w:sz w:val="24"/>
-          <w:szCs w:val="24"/>
-          <w:rtl w:val="0"/>
-        </w:rPr>
-        <w:t xml:space="preserve"> Величає душа моя Господа,* і дух мій радіє в Бозі, Спасі моїм.</w:t>
-      </w:r>
-    </w:p>
-    <w:p>
-      <w:pPr>
-        <w:spacing w:after="120" w:lineRule="auto"/>
-        <w:jc w:val="both"/>
-        <w:rPr>
-          <w:rFonts w:ascii="Times New Roman" w:cs="Times New Roman" w:eastAsia="Times New Roman" w:hAnsi="Times New Roman"/>
-          <w:sz w:val="24"/>
-          <w:szCs w:val="24"/>
-        </w:rPr>
-      </w:pPr>
-      <w:r>
-        <w:rPr>
-          <w:rFonts w:ascii="Times New Roman" w:cs="Times New Roman" w:eastAsia="Times New Roman" w:hAnsi="Times New Roman"/>
-          <w:sz w:val="24"/>
-          <w:szCs w:val="24"/>
-          <w:rtl w:val="0"/>
-        </w:rPr>
-        <w:t xml:space="preserve">Чеснішу від херувимів,* і незрівнянно славнішу від серафимів,* що без зотління Бога Слово породила,* сущу Богородицю, тебе величаємо. </w:t>
-      </w:r>
-      <w:r>
-        <w:rPr>
-          <w:rFonts w:ascii="Times New Roman" w:cs="Times New Roman" w:eastAsia="Times New Roman" w:hAnsi="Times New Roman"/>
-          <w:i w:val="1"/>
-          <w:color w:val="ff0000"/>
-          <w:sz w:val="24"/>
-          <w:szCs w:val="24"/>
-          <w:rtl w:val="0"/>
-        </w:rPr>
-        <w:t xml:space="preserve">(після кожного стиха)</w:t>
-      </w:r>
-      <w:r>
-        <w:rPr>
-          <w:rFonts w:ascii="Times New Roman" w:cs="Times New Roman" w:eastAsia="Times New Roman" w:hAnsi="Times New Roman"/>
-          <w:sz w:val="24"/>
-          <w:szCs w:val="24"/>
-          <w:rtl w:val="0"/>
-        </w:rPr>
-        <w:t xml:space="preserve">.</w:t>
-      </w:r>
-    </w:p>
-    <w:p>
-      <w:pPr>
-        <w:spacing w:after="120" w:lineRule="auto"/>
-        <w:jc w:val="both"/>
-        <w:rPr>
-          <w:rFonts w:ascii="Times New Roman" w:cs="Times New Roman" w:eastAsia="Times New Roman" w:hAnsi="Times New Roman"/>
-          <w:sz w:val="24"/>
-          <w:szCs w:val="24"/>
-        </w:rPr>
-      </w:pPr>
-      <w:r>
-        <w:rPr>
-          <w:rFonts w:ascii="Times New Roman" w:cs="Times New Roman" w:eastAsia="Times New Roman" w:hAnsi="Times New Roman"/>
-          <w:sz w:val="24"/>
-          <w:szCs w:val="24"/>
-          <w:rtl w:val="0"/>
-        </w:rPr>
-        <w:t xml:space="preserve">Бо він зглянувся на покору слугині своєї,* ось бо віднині ублажатимуть мене всі роди.</w:t>
-      </w:r>
-    </w:p>
-    <w:p>
-      <w:pPr>
-        <w:spacing w:after="120" w:lineRule="auto"/>
-        <w:jc w:val="both"/>
-        <w:rPr>
-          <w:rFonts w:ascii="Times New Roman" w:cs="Times New Roman" w:eastAsia="Times New Roman" w:hAnsi="Times New Roman"/>
-          <w:sz w:val="24"/>
-          <w:szCs w:val="24"/>
-        </w:rPr>
-      </w:pPr>
-      <w:r>
-        <w:rPr>
-          <w:rFonts w:ascii="Times New Roman" w:cs="Times New Roman" w:eastAsia="Times New Roman" w:hAnsi="Times New Roman"/>
-          <w:sz w:val="24"/>
-          <w:szCs w:val="24"/>
-          <w:rtl w:val="0"/>
-        </w:rPr>
-        <w:t xml:space="preserve">Велике бо вчинив мені Всемогутній, і святе ім'я його.* Милосердя його з роду в рід на тих, які бояться його.</w:t>
-      </w:r>
-    </w:p>
-    <w:p>
-      <w:pPr>
-        <w:spacing w:after="120" w:lineRule="auto"/>
-        <w:jc w:val="both"/>
-        <w:rPr>
-          <w:rFonts w:ascii="Times New Roman" w:cs="Times New Roman" w:eastAsia="Times New Roman" w:hAnsi="Times New Roman"/>
-          <w:sz w:val="24"/>
-          <w:szCs w:val="24"/>
-        </w:rPr>
-      </w:pPr>
-      <w:r>
-        <w:rPr>
-          <w:rFonts w:ascii="Times New Roman" w:cs="Times New Roman" w:eastAsia="Times New Roman" w:hAnsi="Times New Roman"/>
-          <w:sz w:val="24"/>
-          <w:szCs w:val="24"/>
-          <w:rtl w:val="0"/>
-        </w:rPr>
-        <w:t xml:space="preserve">Він виявив потугу рамени свого,* розвіяв гордих у задумах їхніх сердець.</w:t>
-      </w:r>
-    </w:p>
-    <w:p>
-      <w:pPr>
-        <w:spacing w:after="120" w:lineRule="auto"/>
-        <w:jc w:val="both"/>
-        <w:rPr>
-          <w:rFonts w:ascii="Times New Roman" w:cs="Times New Roman" w:eastAsia="Times New Roman" w:hAnsi="Times New Roman"/>
-          <w:sz w:val="24"/>
-          <w:szCs w:val="24"/>
-        </w:rPr>
-      </w:pPr>
-      <w:r>
-        <w:rPr>
-          <w:rFonts w:ascii="Times New Roman" w:cs="Times New Roman" w:eastAsia="Times New Roman" w:hAnsi="Times New Roman"/>
-          <w:sz w:val="24"/>
-          <w:szCs w:val="24"/>
-          <w:rtl w:val="0"/>
-        </w:rPr>
-        <w:t xml:space="preserve">Могутніх скинув з престолів, підняв угору смиренних;* наситив благами голодних, багатих же відіслав з порожніми руками.</w:t>
-      </w:r>
-    </w:p>
-    <w:p>
-      <w:pPr>
-        <w:spacing w:after="120" w:lineRule="auto"/>
-        <w:jc w:val="both"/>
-        <w:rPr>
-          <w:rFonts w:ascii="Times New Roman" w:cs="Times New Roman" w:eastAsia="Times New Roman" w:hAnsi="Times New Roman"/>
-          <w:sz w:val="24"/>
-          <w:szCs w:val="24"/>
-        </w:rPr>
-      </w:pPr>
-      <w:r>
-        <w:rPr>
-          <w:rFonts w:ascii="Times New Roman" w:cs="Times New Roman" w:eastAsia="Times New Roman" w:hAnsi="Times New Roman"/>
-          <w:sz w:val="24"/>
-          <w:szCs w:val="24"/>
-          <w:rtl w:val="0"/>
-        </w:rPr>
-        <w:t xml:space="preserve">Він пригорнув Ізраїля, слугу свого, згадавши своє милосердя,* як обіцяв був батькам нашим – Авраамові і його потомству повіки.</w:t>
-      </w:r>
-    </w:p>
-    <w:p>
-      <w:pPr>
-        <w:spacing w:after="120" w:lineRule="auto"/>
-        <w:jc w:val="both"/>
-        <w:rPr>
-          <w:rFonts w:ascii="Times New Roman" w:cs="Times New Roman" w:eastAsia="Times New Roman" w:hAnsi="Times New Roman"/>
-          <w:sz w:val="24"/>
-          <w:szCs w:val="24"/>
-        </w:rPr>
-      </w:pPr>
-      <w:r>
-        <w:rPr>
-          <w:rtl w:val="0"/>
-        </w:rPr>
-      </w:r>
-    </w:p>
-    <w:p>
-      <w:pPr>
         <w:spacing w:after="120" w:lineRule="auto"/>
         <w:jc w:val="center"/>
         <w:rPr>

--- a/flow/20230914_vu_template/drafts/2024-06-g/25-ВТ-Февронії.docx
+++ b/flow/20230914_vu_template/drafts/2024-06-g/25-ВТ-Февронії.docx
@@ -3194,33 +3194,16 @@
     </w:p>
     <w:p>
       <w:pPr>
-        <w:spacing w:after="120" w:lineRule="auto"/>
-        <w:jc w:val="both"/>
-        <w:rPr>
-          <w:rFonts w:ascii="Times New Roman" w:cs="Times New Roman" w:eastAsia="Times New Roman" w:hAnsi="Times New Roman"/>
-          <w:sz w:val="24"/>
-          <w:szCs w:val="24"/>
-        </w:rPr>
-      </w:pPr>
-      <w:r>
-        <w:rPr>
-          <w:rFonts w:ascii="Times New Roman" w:cs="Times New Roman" w:eastAsia="Times New Roman" w:hAnsi="Times New Roman"/>
-          <w:i w:val="1"/>
-          <w:color w:val="ff0000"/>
-          <w:sz w:val="24"/>
-          <w:szCs w:val="24"/>
-          <w:rtl w:val="0"/>
-        </w:rPr>
-        <w:t xml:space="preserve">(г. 4, подібний: Покликаний був ти): </w:t>
-      </w:r>
-      <w:r>
-        <w:rPr>
-          <w:rFonts w:ascii="Times New Roman" w:cs="Times New Roman" w:eastAsia="Times New Roman" w:hAnsi="Times New Roman"/>
-          <w:sz w:val="24"/>
-          <w:szCs w:val="24"/>
-          <w:rtl w:val="0"/>
-        </w:rPr>
-        <w:t xml:space="preserve">Наслідуючи хананейку душе,* нишком доторкнись Христа і промовляй часто:* Помилуй мене, Владико!* Маю я дитину, що біснується в тілі безвладнім;* віджени від неї гарячку, молюся,* і втихомир непотрібні борсання,* і твоїм острахом оживи мертву молитвами тієї,* що тебе, Христе, пречисто зачала і породила,* і всіх святих,* Доброчинцю всемилостивий.</w:t>
+        <w:pStyle w:val="a"/>
+        <w:spacing w:after="120"/>
+      </w:pPr>
+      <w:r>
+        <w:rPr>
+          <w:rFonts w:ascii="Times New Roman" w:hAnsi="Times New Roman"/>
+          <w:b/>
+          <w:sz w:val="24"/>
+        </w:rPr>
+        <w:t>На «Господи, взиваю», 3 стихири предтечі.</w:t>
       </w:r>
     </w:p>
     <w:p>
@@ -3268,29 +3251,88 @@
     </w:p>
     <w:p>
       <w:pPr>
-        <w:spacing w:after="120" w:lineRule="auto"/>
-        <w:jc w:val="both"/>
-        <w:rPr>
-          <w:rFonts w:ascii="Times New Roman" w:cs="Times New Roman" w:eastAsia="Times New Roman" w:hAnsi="Times New Roman"/>
-          <w:sz w:val="24"/>
-          <w:szCs w:val="24"/>
-        </w:rPr>
-      </w:pPr>
-      <w:r>
-        <w:rPr>
-          <w:rFonts w:ascii="Times New Roman" w:cs="Times New Roman" w:eastAsia="Times New Roman" w:hAnsi="Times New Roman"/>
-          <w:sz w:val="24"/>
-          <w:szCs w:val="24"/>
-          <w:rtl w:val="0"/>
-        </w:rPr>
-        <w:t xml:space="preserve">Коли ніневітяни згрішили,* послав ти, Господи, Йону, щоб їм проповідував;* вони ж</w:t>
-      </w:r>
-      <w:r>
+        <w:pStyle w:val="a"/>
+        <w:spacing w:after="240"/>
+      </w:pPr>
+      <w:r>
+        <w:rPr>
+          <w:rFonts w:ascii="Times New Roman" w:hAnsi="Times New Roman"/>
+          <w:i/>
+          <w:color w:val="FF0000"/>
+          <w:sz w:val="24"/>
+          <w:highlight w:val="white"/>
+        </w:rPr>
+        <w:t xml:space="preserve">(г. 4): </w:t>
+      </w:r>
+      <w:r>
+        <w:rPr>
+          <w:rFonts w:ascii="Times New Roman" w:hAnsi="Times New Roman"/>
+          <w:sz w:val="24"/>
+          <w:highlight w:val="white"/>
+        </w:rPr>
+        <w:t xml:space="preserve">Розв’язує </w:t>
+      </w:r>
+      <w:r>
+        <w:rPr>
+          <w:rFonts w:ascii="Times New Roman" w:hAnsi="Times New Roman"/>
+          <w:sz w:val="24"/>
+          <w:highlight w:val="white"/>
+        </w:rPr>
+        <w:t>Захаріїне</w:t>
+      </w:r>
+      <w:r>
+        <w:rPr>
+          <w:rFonts w:ascii="Times New Roman" w:hAnsi="Times New Roman"/>
+          <w:sz w:val="24"/>
+          <w:highlight w:val="white"/>
+        </w:rPr>
+        <w:t xml:space="preserve"> мовчання* народжений </w:t>
+      </w:r>
+      <w:r>
+        <w:rPr>
+          <w:rFonts w:ascii="Times New Roman" w:hAnsi="Times New Roman"/>
+          <w:sz w:val="24"/>
+          <w:highlight w:val="white"/>
+        </w:rPr>
+        <w:t>Йоан</w:t>
+      </w:r>
+      <w:r>
+        <w:rPr>
+          <w:rFonts w:ascii="Times New Roman" w:hAnsi="Times New Roman"/>
+          <w:sz w:val="24"/>
+          <w:highlight w:val="white"/>
+        </w:rPr>
+        <w:t>,* бо не личило батькові мовчати, коли надійшов Голос;* але, як перше за невіру він його мову зв’язав,* так явився, щоб дати батькові звільнення,* – тому, кому і благовістився,* і в кого народився Голос Слова* і Предтеча Світла,* що благає за душі наші.</w:t>
+      </w:r>
+    </w:p>
+    <w:p>
+      <w:pPr>
+        <w:spacing w:after="120" w:lineRule="auto"/>
+        <w:jc w:val="both"/>
         <w:rPr>
           <w:rFonts w:ascii="Times New Roman" w:cs="Times New Roman" w:eastAsia="Times New Roman" w:hAnsi="Times New Roman"/>
           <w:sz w:val="24"/>
           <w:szCs w:val="24"/>
           <w:u w:val="single"/>
+        </w:rPr>
+      </w:pPr>
+      <w:r>
+        <w:rPr>
+          <w:rFonts w:ascii="Times New Roman" w:cs="Times New Roman" w:eastAsia="Times New Roman" w:hAnsi="Times New Roman"/>
+          <w:i w:val="1"/>
+          <w:color w:val="ff0000"/>
+          <w:sz w:val="24"/>
+          <w:szCs w:val="24"/>
+          <w:rtl w:val="0"/>
+        </w:rPr>
+        <w:t xml:space="preserve">Стих:</w:t>
+      </w:r>
+      <w:r>
+        <w:rPr>
+          <w:rFonts w:ascii="Times New Roman" w:cs="Times New Roman" w:eastAsia="Times New Roman" w:hAnsi="Times New Roman"/>
+          <w:i w:val="1"/>
+          <w:sz w:val="24"/>
+          <w:szCs w:val="24"/>
           <w:rtl w:val="0"/>
         </w:rPr>
         <w:t xml:space="preserve"> </w:t>
@@ -3300,20 +3342,35 @@
           <w:rFonts w:ascii="Times New Roman" w:cs="Times New Roman" w:eastAsia="Times New Roman" w:hAnsi="Times New Roman"/>
           <w:sz w:val="24"/>
           <w:szCs w:val="24"/>
-          <w:rtl w:val="0"/>
-        </w:rPr>
-        <w:t xml:space="preserve">покаявшись, злобу в жаль змінили* і визволились від погубного гніву.* Пошли, Чоловіколюбче, і нам недостойним твою могутню допомогу,* щоб навернулись ми від незліченних наших прогріхів* та були наставлені на стежку покаяння,* і оплакуючи з тяжким стогоном,* визволились твоєю милістю* від багатьох наших прогріхів.</w:t>
-      </w:r>
-    </w:p>
-    <w:p>
-      <w:pPr>
-        <w:spacing w:after="120" w:lineRule="auto"/>
-        <w:jc w:val="both"/>
-        <w:rPr>
-          <w:rFonts w:ascii="Times New Roman" w:cs="Times New Roman" w:eastAsia="Times New Roman" w:hAnsi="Times New Roman"/>
-          <w:sz w:val="24"/>
-          <w:szCs w:val="24"/>
           <w:u w:val="single"/>
+          <w:rtl w:val="0"/>
+        </w:rPr>
+        <w:t xml:space="preserve">Від ранньої сторожі до ночі* від ранньої сторожі нехай уповає Ізраїль на Господа.</w:t>
+      </w:r>
+    </w:p>
+    <w:p>
+      <w:pPr>
+        <w:pStyle w:val="a"/>
+        <w:spacing w:after="240"/>
+      </w:pPr>
+      <w:r>
+        <w:rPr>
+          <w:rFonts w:ascii="Times New Roman" w:hAnsi="Times New Roman"/>
+          <w:sz w:val="24"/>
+          <w:highlight w:val="white"/>
+        </w:rPr>
+        <w:t>Сьогодні Голос Слова* розв’язує стримуваний за невіру голос батька* і являє щастя Церкви в дітях,* розриваючи узи материнського безпліддя.* світильник гряде перед Світлом,* зоря звіщає пришестя Сонця Правди* для відтворення всесвіту* і спасіння душ наших.</w:t>
+      </w:r>
+    </w:p>
+    <w:p>
+      <w:pPr>
+        <w:spacing w:after="120" w:lineRule="auto"/>
+        <w:jc w:val="both"/>
+        <w:rPr>
+          <w:rFonts w:ascii="Times New Roman" w:cs="Times New Roman" w:eastAsia="Times New Roman" w:hAnsi="Times New Roman"/>
+          <w:sz w:val="24"/>
+          <w:szCs w:val="24"/>
+          <w:u w:val="single"/>
         </w:rPr>
       </w:pPr>
       <w:r>
@@ -3345,27 +3402,79 @@
           <w:u w:val="single"/>
           <w:rtl w:val="0"/>
         </w:rPr>
-        <w:t xml:space="preserve">Від ранньої сторожі до ночі* від ранньої сторожі нехай уповає Ізраїль на Господа.</w:t>
-      </w:r>
-    </w:p>
-    <w:p>
-      <w:pPr>
-        <w:spacing w:after="120" w:lineRule="auto"/>
-        <w:jc w:val="both"/>
-        <w:rPr>
-          <w:rFonts w:ascii="Times New Roman" w:cs="Times New Roman" w:eastAsia="Times New Roman" w:hAnsi="Times New Roman"/>
-          <w:sz w:val="24"/>
-          <w:szCs w:val="24"/>
-        </w:rPr>
-      </w:pPr>
-      <w:r>
-        <w:rPr>
-          <w:rFonts w:ascii="Times New Roman" w:cs="Times New Roman" w:eastAsia="Times New Roman" w:hAnsi="Times New Roman"/>
-          <w:sz w:val="24"/>
-          <w:szCs w:val="24"/>
-          <w:rtl w:val="0"/>
-        </w:rPr>
-        <w:t xml:space="preserve">Як милосердний, прийшов ти у світ,* щоб спасти грішних людей* і закликати їх до покаяння.* Тому спаси, Щедрий, і нас,* що понад усіх тебе прогнівили,* помилувавши заради своєї доброти.* Настав нас, Спасе, твоєю ласкою на стежку покаяння* і дай нам відчути душевну скруху,* утвердивши серце смиренне, просте, покірне та нелукаве,* бо Ти милосердний.</w:t>
+        <w:t xml:space="preserve">Бо в Господа милість і відкуплення велике в нього;* він визволить Ізраїля від усього беззаконня його.</w:t>
+      </w:r>
+    </w:p>
+    <w:p>
+      <w:pPr>
+        <w:pStyle w:val="a"/>
+        <w:spacing w:after="240"/>
+      </w:pPr>
+      <w:r>
+        <w:rPr>
+          <w:rFonts w:ascii="Times New Roman" w:hAnsi="Times New Roman"/>
+          <w:sz w:val="24"/>
+          <w:highlight w:val="white"/>
+        </w:rPr>
+        <w:t xml:space="preserve">Коли Бог Слово </w:t>
+      </w:r>
+      <w:r>
+        <w:rPr>
+          <w:rFonts w:ascii="Times New Roman" w:hAnsi="Times New Roman"/>
+          <w:sz w:val="24"/>
+          <w:highlight w:val="white"/>
+        </w:rPr>
+        <w:t>схотів</w:t>
+      </w:r>
+      <w:r>
+        <w:rPr>
+          <w:rFonts w:ascii="Times New Roman" w:hAnsi="Times New Roman"/>
+          <w:sz w:val="24"/>
+          <w:highlight w:val="white"/>
+        </w:rPr>
+        <w:t xml:space="preserve"> від Діви народитися,* Вісник од старечих чересел виходить* – великий серед народжених жінками* і більший, ніж пророк;* бо личило, щоб Божественні діла мали незвичайний початок:* не по віку дітородження* і без сімені зачаття.* </w:t>
+      </w:r>
+      <w:r>
+        <w:rPr>
+          <w:rFonts w:ascii="Times New Roman" w:hAnsi="Times New Roman"/>
+          <w:sz w:val="24"/>
+          <w:highlight w:val="white"/>
+        </w:rPr>
+        <w:t>Творящий</w:t>
+      </w:r>
+      <w:r>
+        <w:rPr>
+          <w:rFonts w:ascii="Times New Roman" w:hAnsi="Times New Roman"/>
+          <w:sz w:val="24"/>
+          <w:highlight w:val="white"/>
+        </w:rPr>
+        <w:t xml:space="preserve"> чудеса для нашого спасіння,* слава Тобі!</w:t>
+      </w:r>
+    </w:p>
+    <w:p>
+      <w:pPr>
+        <w:spacing w:after="120" w:lineRule="auto"/>
+        <w:jc w:val="center"/>
+        <w:rPr>
+          <w:rFonts w:ascii="Times New Roman" w:cs="Times New Roman" w:eastAsia="Times New Roman" w:hAnsi="Times New Roman"/>
+          <w:b w:val="1"/>
+          <w:i w:val="1"/>
+          <w:color w:val="ff0000"/>
+          <w:sz w:val="24"/>
+          <w:szCs w:val="24"/>
+        </w:rPr>
+      </w:pPr>
+      <w:r>
+        <w:rPr>
+          <w:rFonts w:ascii="Times New Roman" w:cs="Times New Roman" w:eastAsia="Times New Roman" w:hAnsi="Times New Roman"/>
+          <w:b w:val="1"/>
+          <w:i w:val="1"/>
+          <w:color w:val="ff0000"/>
+          <w:sz w:val="24"/>
+          <w:szCs w:val="24"/>
+          <w:rtl w:val="0"/>
+        </w:rPr>
+        <w:t xml:space="preserve">Псалом 116</w:t>
       </w:r>
     </w:p>
     <w:p>
@@ -3408,49 +3517,79 @@
           <w:u w:val="single"/>
           <w:rtl w:val="0"/>
         </w:rPr>
-        <w:t xml:space="preserve">Бо в Господа милість і відкуплення велике в нього;* він визволить Ізраїля від усього беззаконня його.</w:t>
-      </w:r>
-    </w:p>
-    <w:p>
-      <w:pPr>
-        <w:spacing w:after="120" w:lineRule="auto"/>
-        <w:jc w:val="both"/>
-        <w:rPr>
-          <w:rFonts w:ascii="Times New Roman" w:cs="Times New Roman" w:eastAsia="Times New Roman" w:hAnsi="Times New Roman"/>
-          <w:sz w:val="24"/>
-          <w:szCs w:val="24"/>
-        </w:rPr>
-      </w:pPr>
-      <w:r>
-        <w:rPr>
-          <w:rtl w:val="0"/>
-        </w:rPr>
-      </w:r>
-    </w:p>
-    <w:p>
-      <w:pPr>
-        <w:spacing w:after="120" w:lineRule="auto"/>
-        <w:jc w:val="center"/>
-        <w:rPr>
-          <w:rFonts w:ascii="Times New Roman" w:cs="Times New Roman" w:eastAsia="Times New Roman" w:hAnsi="Times New Roman"/>
-          <w:b w:val="1"/>
-          <w:i w:val="1"/>
-          <w:color w:val="ff0000"/>
-          <w:sz w:val="24"/>
-          <w:szCs w:val="24"/>
-        </w:rPr>
-      </w:pPr>
-      <w:r>
-        <w:rPr>
-          <w:rFonts w:ascii="Times New Roman" w:cs="Times New Roman" w:eastAsia="Times New Roman" w:hAnsi="Times New Roman"/>
-          <w:b w:val="1"/>
-          <w:i w:val="1"/>
-          <w:color w:val="ff0000"/>
-          <w:sz w:val="24"/>
-          <w:szCs w:val="24"/>
-          <w:rtl w:val="0"/>
-        </w:rPr>
-        <w:t xml:space="preserve">Псалом 116</w:t>
+        <w:t xml:space="preserve">Хваліте Господа всі народи!* Прославляйте його всі люди!</w:t>
+      </w:r>
+    </w:p>
+    <w:p>
+      <w:pPr>
+        <w:pStyle w:val="a"/>
+        <w:spacing w:after="240"/>
+      </w:pPr>
+      <w:r>
+        <w:rPr>
+          <w:rFonts w:ascii="Times New Roman" w:hAnsi="Times New Roman"/>
+          <w:i/>
+          <w:color w:val="FF0000"/>
+          <w:sz w:val="24"/>
+          <w:highlight w:val="white"/>
+        </w:rPr>
+        <w:t xml:space="preserve">(г. 4, подібний: Дав Ти як знамено): </w:t>
+      </w:r>
+      <w:r>
+        <w:rPr>
+          <w:rFonts w:ascii="Times New Roman" w:hAnsi="Times New Roman"/>
+          <w:sz w:val="24"/>
+          <w:highlight w:val="white"/>
+        </w:rPr>
+        <w:t xml:space="preserve">Страждання перетерпіла ти* на твоєму місці борні подвійне,* Февроніє </w:t>
+      </w:r>
+      <w:r>
+        <w:rPr>
+          <w:rFonts w:ascii="Times New Roman" w:hAnsi="Times New Roman"/>
+          <w:sz w:val="24"/>
+          <w:highlight w:val="white"/>
+        </w:rPr>
+        <w:t>всехвальна</w:t>
+      </w:r>
+      <w:r>
+        <w:rPr>
+          <w:rFonts w:ascii="Times New Roman" w:hAnsi="Times New Roman"/>
+          <w:sz w:val="24"/>
+          <w:highlight w:val="white"/>
+        </w:rPr>
+        <w:t xml:space="preserve">,* з потом </w:t>
+      </w:r>
+      <w:r>
+        <w:rPr>
+          <w:rFonts w:ascii="Times New Roman" w:hAnsi="Times New Roman"/>
+          <w:sz w:val="24"/>
+          <w:highlight w:val="white"/>
+        </w:rPr>
+        <w:t>аскези</w:t>
+      </w:r>
+      <w:r>
+        <w:rPr>
+          <w:rFonts w:ascii="Times New Roman" w:hAnsi="Times New Roman"/>
+          <w:sz w:val="24"/>
+          <w:highlight w:val="white"/>
+        </w:rPr>
+        <w:t xml:space="preserve"> кров мучеництва змішавши.* Тим-то і вінець подвійний* дарував тобі Доброчинець,* до якого й зійшла ти, заквітчана світло,* як діва </w:t>
+      </w:r>
+      <w:r>
+        <w:rPr>
+          <w:rFonts w:ascii="Times New Roman" w:hAnsi="Times New Roman"/>
+          <w:sz w:val="24"/>
+          <w:highlight w:val="white"/>
+        </w:rPr>
+        <w:t>всенепорочна</w:t>
+      </w:r>
+      <w:r>
+        <w:rPr>
+          <w:rFonts w:ascii="Times New Roman" w:hAnsi="Times New Roman"/>
+          <w:sz w:val="24"/>
+          <w:highlight w:val="white"/>
+        </w:rPr>
+        <w:t>* і як мучениця непереможна.</w:t>
       </w:r>
     </w:p>
     <w:p>
@@ -3493,192 +3632,116 @@
           <w:u w:val="single"/>
           <w:rtl w:val="0"/>
         </w:rPr>
-        <w:t xml:space="preserve">Хваліте Господа всі народи!* Прославляйте його всі люди!</w:t>
-      </w:r>
-    </w:p>
-    <w:p>
-      <w:pPr>
-        <w:spacing w:after="120" w:lineRule="auto"/>
-        <w:jc w:val="both"/>
-        <w:rPr>
-          <w:rFonts w:ascii="Times New Roman" w:cs="Times New Roman" w:eastAsia="Times New Roman" w:hAnsi="Times New Roman"/>
-          <w:sz w:val="24"/>
-          <w:szCs w:val="24"/>
-        </w:rPr>
-      </w:pPr>
-      <w:r>
-        <w:rPr>
-          <w:rtl w:val="0"/>
-        </w:rPr>
-      </w:r>
-    </w:p>
-    <w:p>
-      <w:pPr>
-        <w:spacing w:after="120" w:lineRule="auto"/>
-        <w:jc w:val="both"/>
-        <w:rPr>
-          <w:rFonts w:ascii="Times New Roman" w:cs="Times New Roman" w:eastAsia="Times New Roman" w:hAnsi="Times New Roman"/>
-          <w:sz w:val="24"/>
-          <w:szCs w:val="24"/>
-          <w:u w:val="single"/>
-        </w:rPr>
-      </w:pPr>
-      <w:r>
-        <w:rPr>
-          <w:rFonts w:ascii="Times New Roman" w:cs="Times New Roman" w:eastAsia="Times New Roman" w:hAnsi="Times New Roman"/>
-          <w:i w:val="1"/>
-          <w:color w:val="ff0000"/>
-          <w:sz w:val="24"/>
-          <w:szCs w:val="24"/>
-          <w:rtl w:val="0"/>
-        </w:rPr>
-        <w:t xml:space="preserve">Стих:</w:t>
-      </w:r>
-      <w:r>
-        <w:rPr>
-          <w:rFonts w:ascii="Times New Roman" w:cs="Times New Roman" w:eastAsia="Times New Roman" w:hAnsi="Times New Roman"/>
-          <w:i w:val="1"/>
-          <w:sz w:val="24"/>
-          <w:szCs w:val="24"/>
-          <w:rtl w:val="0"/>
+        <w:t xml:space="preserve">Велике бо до нас його милосердя, і вірність Господа повіки.</w:t>
+      </w:r>
+    </w:p>
+    <w:p>
+      <w:pPr>
+        <w:pStyle w:val="a"/>
+        <w:spacing w:after="240"/>
+      </w:pPr>
+      <w:r>
+        <w:rPr>
+          <w:rFonts w:ascii="Times New Roman" w:hAnsi="Times New Roman"/>
+          <w:sz w:val="24"/>
+          <w:highlight w:val="white"/>
+        </w:rPr>
+        <w:t xml:space="preserve">З красою тілесною* гожість божественної душі твоєї злучилася;* бо як лілія просіяла ти,* в обителях преподобних вибілена* – і крови потоками обагрена,* </w:t>
+      </w:r>
+      <w:r>
+        <w:rPr>
+          <w:rFonts w:ascii="Times New Roman" w:hAnsi="Times New Roman"/>
+          <w:sz w:val="24"/>
+          <w:highlight w:val="white"/>
+        </w:rPr>
+        <w:t>невісто</w:t>
+      </w:r>
+      <w:r>
+        <w:rPr>
+          <w:rFonts w:ascii="Times New Roman" w:hAnsi="Times New Roman"/>
+          <w:sz w:val="24"/>
+          <w:highlight w:val="white"/>
+        </w:rPr>
+        <w:t xml:space="preserve"> всенепорочна.* Тим-то й прийняв тебе небесний прекрасний весільний покій* – цей чертог незнищенний,* як діву і мученицю.</w:t>
+      </w:r>
+    </w:p>
+    <w:p>
+      <w:pPr>
+        <w:pStyle w:val="a"/>
+        <w:spacing w:after="240"/>
+      </w:pPr>
+      <w:r>
+        <w:rPr>
+          <w:rFonts w:ascii="Times New Roman" w:hAnsi="Times New Roman"/>
+          <w:b/>
+          <w:color w:val="222222"/>
+          <w:sz w:val="24"/>
+        </w:rPr>
+        <w:t>Слава, і нині</w:t>
+      </w:r>
+      <w:r>
+        <w:rPr>
+          <w:rFonts w:ascii="Times New Roman" w:hAnsi="Times New Roman"/>
+          <w:color w:val="222222"/>
+          <w:sz w:val="24"/>
+          <w:highlight w:val="white"/>
         </w:rPr>
         <w:t xml:space="preserve"> </w:t>
       </w:r>
       <w:r>
         <w:rPr>
-          <w:rFonts w:ascii="Times New Roman" w:cs="Times New Roman" w:eastAsia="Times New Roman" w:hAnsi="Times New Roman"/>
-          <w:sz w:val="24"/>
-          <w:szCs w:val="24"/>
-          <w:u w:val="single"/>
-          <w:rtl w:val="0"/>
-        </w:rPr>
-        <w:t xml:space="preserve">Велике бо до нас його милосердя, і вірність Господа повіки.</w:t>
-      </w:r>
-    </w:p>
-    <w:p>
-      <w:pPr>
-        <w:spacing w:after="120" w:lineRule="auto"/>
-        <w:jc w:val="both"/>
-        <w:rPr>
-          <w:rFonts w:ascii="Times New Roman" w:cs="Times New Roman" w:eastAsia="Times New Roman" w:hAnsi="Times New Roman"/>
-          <w:sz w:val="24"/>
-          <w:szCs w:val="24"/>
-        </w:rPr>
-      </w:pPr>
-      <w:r>
-        <w:rPr>
-          <w:rtl w:val="0"/>
-        </w:rPr>
-      </w:r>
-    </w:p>
-    <w:p>
-      <w:pPr>
-        <w:spacing w:after="120" w:lineRule="auto"/>
-        <w:jc w:val="both"/>
-        <w:rPr>
-          <w:rFonts w:ascii="Times New Roman" w:cs="Times New Roman" w:eastAsia="Times New Roman" w:hAnsi="Times New Roman"/>
-          <w:i w:val="1"/>
-          <w:color w:val="ff0000"/>
-          <w:sz w:val="24"/>
-          <w:szCs w:val="24"/>
-        </w:rPr>
-      </w:pPr>
-      <w:r>
-        <w:rPr>
-          <w:rFonts w:ascii="Times New Roman" w:cs="Times New Roman" w:eastAsia="Times New Roman" w:hAnsi="Times New Roman"/>
-          <w:b w:val="1"/>
-          <w:sz w:val="24"/>
-          <w:szCs w:val="24"/>
-          <w:rtl w:val="0"/>
-        </w:rPr>
-        <w:t xml:space="preserve">Слава </w:t>
-      </w:r>
-      <w:r>
-        <w:rPr>
-          <w:rtl w:val="0"/>
-        </w:rPr>
-      </w:r>
-    </w:p>
-    <w:p>
-      <w:pPr>
-        <w:spacing w:after="120" w:lineRule="auto"/>
-        <w:jc w:val="both"/>
-        <w:rPr>
-          <w:rFonts w:ascii="Times New Roman" w:cs="Times New Roman" w:eastAsia="Times New Roman" w:hAnsi="Times New Roman"/>
-          <w:sz w:val="24"/>
-          <w:szCs w:val="24"/>
-        </w:rPr>
-      </w:pPr>
-      <w:r>
-        <w:rPr>
-          <w:rtl w:val="0"/>
-        </w:rPr>
-      </w:r>
-    </w:p>
-    <w:p>
-      <w:pPr>
-        <w:spacing w:after="120" w:lineRule="auto"/>
-        <w:jc w:val="both"/>
-        <w:rPr>
-          <w:rFonts w:ascii="Times New Roman" w:cs="Times New Roman" w:eastAsia="Times New Roman" w:hAnsi="Times New Roman"/>
-          <w:sz w:val="24"/>
-          <w:szCs w:val="24"/>
-        </w:rPr>
-      </w:pPr>
-      <w:r>
-        <w:rPr>
-          <w:rFonts w:ascii="Times New Roman" w:cs="Times New Roman" w:eastAsia="Times New Roman" w:hAnsi="Times New Roman"/>
-          <w:b w:val="1"/>
-          <w:sz w:val="24"/>
-          <w:szCs w:val="24"/>
-          <w:rtl w:val="0"/>
-        </w:rPr>
-        <w:t xml:space="preserve">І нині</w:t>
-      </w:r>
-      <w:r>
-        <w:rPr>
-          <w:rFonts w:ascii="Times New Roman" w:cs="Times New Roman" w:eastAsia="Times New Roman" w:hAnsi="Times New Roman"/>
-          <w:sz w:val="24"/>
-          <w:szCs w:val="24"/>
-          <w:rtl w:val="0"/>
-        </w:rPr>
-        <w:t xml:space="preserve"> </w:t>
-      </w:r>
-      <w:r>
-        <w:rPr>
-          <w:rFonts w:ascii="Times New Roman" w:cs="Times New Roman" w:eastAsia="Times New Roman" w:hAnsi="Times New Roman"/>
-          <w:i w:val="1"/>
-          <w:color w:val="ff0000"/>
-          <w:sz w:val="24"/>
-          <w:szCs w:val="24"/>
-          <w:rtl w:val="0"/>
-        </w:rPr>
-        <w:t xml:space="preserve">(богородичний):</w:t>
-      </w:r>
-      <w:r>
-        <w:rPr>
-          <w:rFonts w:ascii="Times New Roman" w:cs="Times New Roman" w:eastAsia="Times New Roman" w:hAnsi="Times New Roman"/>
-          <w:sz w:val="24"/>
-          <w:szCs w:val="24"/>
-          <w:rtl w:val="0"/>
-        </w:rPr>
-        <w:t xml:space="preserve"> </w:t>
-      </w:r>
-    </w:p>
-    <w:p>
-      <w:pPr>
-        <w:spacing w:after="120" w:lineRule="auto"/>
-        <w:jc w:val="both"/>
-        <w:rPr>
-          <w:rFonts w:ascii="Times New Roman" w:cs="Times New Roman" w:eastAsia="Times New Roman" w:hAnsi="Times New Roman"/>
-          <w:sz w:val="24"/>
-          <w:szCs w:val="24"/>
-        </w:rPr>
-      </w:pPr>
-      <w:r>
-        <w:rPr>
-          <w:rtl w:val="0"/>
-        </w:rPr>
+          <w:rFonts w:ascii="Times New Roman" w:hAnsi="Times New Roman"/>
+          <w:i/>
+          <w:color w:val="FF0000"/>
+          <w:sz w:val="24"/>
+          <w:highlight w:val="white"/>
+        </w:rPr>
+        <w:t xml:space="preserve">(г. 8): </w:t>
+      </w:r>
+      <w:r>
+        <w:rPr>
+          <w:rFonts w:ascii="Times New Roman" w:hAnsi="Times New Roman"/>
+          <w:sz w:val="24"/>
+          <w:highlight w:val="white"/>
+        </w:rPr>
+        <w:t xml:space="preserve">Гляди на Єлисавету, що з Дівою </w:t>
+      </w:r>
+      <w:r>
+        <w:rPr>
+          <w:rFonts w:ascii="Times New Roman" w:hAnsi="Times New Roman"/>
+          <w:sz w:val="24"/>
+          <w:highlight w:val="white"/>
+        </w:rPr>
+        <w:t>Маріам</w:t>
+      </w:r>
+      <w:r>
+        <w:rPr>
+          <w:rFonts w:ascii="Times New Roman" w:hAnsi="Times New Roman"/>
+          <w:sz w:val="24"/>
+          <w:highlight w:val="white"/>
+        </w:rPr>
+        <w:t xml:space="preserve"> бесідує:* «Чом прийшла єси до мене, Матір Господа мого?* Ти Царя носиш, а я – воїна;* Ти –Законодавця, а я –</w:t>
+      </w:r>
+      <w:r>
+        <w:rPr>
+          <w:rFonts w:ascii="Times New Roman" w:hAnsi="Times New Roman"/>
+          <w:sz w:val="24"/>
+          <w:highlight w:val="white"/>
+        </w:rPr>
+        <w:t>Законовпорядника</w:t>
+      </w:r>
+      <w:r>
+        <w:rPr>
+          <w:rFonts w:ascii="Times New Roman" w:hAnsi="Times New Roman"/>
+          <w:sz w:val="24"/>
+          <w:highlight w:val="white"/>
+        </w:rPr>
+        <w:t>;* Ти – Слово, а я – голос,* який звіщає Царство Небесне!»</w:t>
+      </w:r>
+    </w:p>
+    <w:p>
+      <w:r>
+        <w:t>БОГОРОДИЧНИЙ</w:t>
       </w:r>
     </w:p>
     <w:p>
